--- a/legal/11-acceptance-handover/15_CHANGE_REQUEST_FORM.docx
+++ b/legal/11-acceptance-handover/15_CHANGE_REQUEST_FORM.docx
@@ -2,79 +2,230 @@
 <file path=word/document.xml><?xml version="1.0" encoding="utf-8"?>
 <w:document xmlns:wpc="http://schemas.microsoft.com/office/word/2010/wordprocessingCanvas" xmlns:mo="http://schemas.microsoft.com/office/mac/office/2008/main" xmlns:mc="http://schemas.openxmlformats.org/markup-compatibility/2006" xmlns:mv="urn:schemas-microsoft-com:mac:vml" xmlns:o="urn:schemas-microsoft-com:office:office" xmlns:r="http://schemas.openxmlformats.org/officeDocument/2006/relationships" xmlns:m="http://schemas.openxmlformats.org/officeDocument/2006/math" xmlns:v="urn:schemas-microsoft-com:vml" xmlns:wp14="http://schemas.microsoft.com/office/word/2010/wordprocessingDrawing" xmlns:wp="http://schemas.openxmlformats.org/drawingml/2006/wordprocessingDrawing" xmlns:w10="urn:schemas-microsoft-com:office:word" xmlns:w="http://schemas.openxmlformats.org/wordprocessingml/2006/main" xmlns:w14="http://schemas.microsoft.com/office/word/2010/wordml" xmlns:wpg="http://schemas.microsoft.com/office/word/2010/wordprocessingGroup" xmlns:wpi="http://schemas.microsoft.com/office/word/2010/wordprocessingInk" xmlns:wne="http://schemas.microsoft.com/office/word/2006/wordml" xmlns:wps="http://schemas.microsoft.com/office/word/2010/wordprocessingShape" mc:Ignorable="w14 wp14">
   <w:body>
+    <w:tbl>
+      <w:tblPr>
+        <w:tblW w:type="auto" w:w="0"/>
+        <w:jc w:val="center"/>
+        <w:tblLook w:firstColumn="1" w:firstRow="1" w:lastColumn="0" w:lastRow="0" w:noHBand="0" w:noVBand="1" w:val="04A0"/>
+        <w:tblBorders>
+          <w:top w:val="none"/>
+          <w:bottom w:val="none"/>
+          <w:left w:val="none"/>
+          <w:right w:val="none"/>
+          <w:insideH w:val="none"/>
+          <w:insideV w:val="none"/>
+        </w:tblBorders>
+      </w:tblPr>
+      <w:tblGrid>
+        <w:gridCol w:w="4874"/>
+        <w:gridCol w:w="4874"/>
+      </w:tblGrid>
+      <w:tr>
+        <w:trPr>
+          <w:cantSplit/>
+        </w:trPr>
+        <w:tc>
+          <w:tcPr>
+            <w:tcW w:type="dxa" w:w="4032"/>
+            <w:vAlign w:val="center"/>
+            <w:tcW w:w="4031" w:type="dxa"/>
+            <w:tcMar>
+              <w:top w:w="40" w:type="dxa"/>
+              <w:bottom w:w="40" w:type="dxa"/>
+              <w:left w:w="60" w:type="dxa"/>
+              <w:right w:w="60" w:type="dxa"/>
+            </w:tcMar>
+            <w:shd w:fill="FFFFFF"/>
+          </w:tcPr>
+          <w:p>
+            <w:r/>
+          </w:p>
+          <w:p>
+            <w:pPr>
+              <w:spacing w:before="0" w:after="40" w:line="276" w:lineRule="auto"/>
+              <w:jc w:val="center"/>
+            </w:pPr>
+            <w:r>
+              <w:rPr>
+                <w:b/>
+              </w:rPr>
+              <w:t>ĐƠN VỊ THỰC HIỆN DỊCH VỤ</w:t>
+            </w:r>
+          </w:p>
+          <w:p>
+            <w:pPr>
+              <w:spacing w:before="0" w:after="40" w:line="276" w:lineRule="auto"/>
+              <w:jc w:val="center"/>
+            </w:pPr>
+            <w:r>
+              <w:rPr>
+                <w:b/>
+              </w:rPr>
+              <w:t>LOCALMATE VIỆT NAM</w:t>
+            </w:r>
+          </w:p>
+          <w:p>
+            <w:pPr>
+              <w:spacing w:before="0" w:after="40" w:line="276" w:lineRule="auto"/>
+              <w:jc w:val="center"/>
+            </w:pPr>
+            <w:r>
+              <w:t>Số: [MÃ_PHIẾU]/CR-LM/[NĂM]</w:t>
+            </w:r>
+          </w:p>
+        </w:tc>
+        <w:tc>
+          <w:tcPr>
+            <w:tcW w:type="dxa" w:w="5717"/>
+            <w:vAlign w:val="center"/>
+            <w:tcW w:w="5716" w:type="dxa"/>
+            <w:tcMar>
+              <w:top w:w="40" w:type="dxa"/>
+              <w:bottom w:w="40" w:type="dxa"/>
+              <w:left w:w="60" w:type="dxa"/>
+              <w:right w:w="60" w:type="dxa"/>
+            </w:tcMar>
+            <w:shd w:fill="FFFFFF"/>
+          </w:tcPr>
+          <w:p>
+            <w:r/>
+          </w:p>
+          <w:p>
+            <w:pPr>
+              <w:spacing w:before="0" w:after="40" w:line="276" w:lineRule="auto"/>
+              <w:jc w:val="center"/>
+            </w:pPr>
+            <w:r>
+              <w:rPr>
+                <w:b/>
+                <w:sz w:val="23"/>
+              </w:rPr>
+              <w:t>CỘNG HÒA XÃ HỘI CHỦ NGHĨA VIỆT NAM</w:t>
+            </w:r>
+          </w:p>
+          <w:p>
+            <w:pPr>
+              <w:spacing w:before="0" w:after="40" w:line="276" w:lineRule="auto"/>
+              <w:jc w:val="center"/>
+            </w:pPr>
+            <w:r>
+              <w:rPr>
+                <w:b/>
+              </w:rPr>
+              <w:t>Độc lập - Tự do - Hạnh phúc</w:t>
+            </w:r>
+          </w:p>
+          <w:p>
+            <w:pPr>
+              <w:spacing w:before="0" w:after="40" w:line="276" w:lineRule="auto"/>
+              <w:jc w:val="center"/>
+            </w:pPr>
+            <w:r>
+              <w:rPr>
+                <w:color w:val="0F172A"/>
+                <w:sz w:val="16"/>
+              </w:rPr>
+              <w:t>――――――――――――――――</w:t>
+            </w:r>
+          </w:p>
+          <w:p>
+            <w:pPr>
+              <w:spacing w:before="0" w:after="40" w:line="276" w:lineRule="auto"/>
+              <w:jc w:val="center"/>
+            </w:pPr>
+            <w:r>
+              <w:rPr>
+                <w:i/>
+                <w:color w:val="64748B"/>
+                <w:sz w:val="19"/>
+              </w:rPr>
+              <w:t>Hà Nội, ngày [NGÀY] tháng [THÁNG] năm 202[NĂM]</w:t>
+            </w:r>
+          </w:p>
+        </w:tc>
+      </w:tr>
+    </w:tbl>
     <w:p>
       <w:pPr>
-        <w:spacing w:before="240" w:after="120" w:line="288" w:lineRule="auto"/>
+        <w:spacing w:before="0" w:after="80"/>
+      </w:pPr>
+    </w:p>
+    <w:p>
+      <w:pPr>
+        <w:spacing w:before="240" w:after="80" w:line="288" w:lineRule="auto"/>
         <w:jc w:val="center"/>
       </w:pPr>
       <w:r>
         <w:rPr>
           <w:b/>
-          <w:color w:val="0D7647"/>
-          <w:sz w:val="30"/>
+          <w:color w:val="0F172A"/>
+          <w:sz w:val="29"/>
         </w:rPr>
         <w:t>PHIẾU YÊU CẦU THAY ĐỔI PHẠM VI CÔNG VIỆC</w:t>
       </w:r>
     </w:p>
     <w:p>
       <w:pPr>
-        <w:spacing w:before="200" w:after="80" w:line="276" w:lineRule="auto"/>
-        <w:jc w:val="center"/>
+        <w:spacing w:before="20" w:after="60" w:line="276" w:lineRule="auto"/>
+        <w:jc w:val="both"/>
       </w:pPr>
       <w:r>
         <w:rPr>
           <w:b/>
-          <w:color w:val="0D7647"/>
-          <w:sz w:val="26"/>
         </w:rPr>
         <w:t>(CHANGE REQUEST FORM - CR)</w:t>
       </w:r>
     </w:p>
     <w:p>
       <w:pPr>
-        <w:spacing w:after="80" w:before="0" w:line="276" w:lineRule="auto"/>
-        <w:jc w:val="left"/>
+        <w:spacing w:before="20" w:after="40" w:line="276" w:lineRule="auto"/>
+        <w:ind w:left="288"/>
+        <w:jc w:val="both"/>
       </w:pPr>
       <w:r>
         <w:rPr>
-          <w:b/>
-        </w:rPr>
-        <w:t>Mã số phiếu:</w:t>
-      </w:r>
-      <w:r>
-        <w:t xml:space="preserve"> </w:t>
-      </w:r>
-      <w:r>
-        <w:rPr>
-          <w:rFonts w:ascii="Consolas" w:hAnsi="Consolas"/>
-          <w:color w:val="B42828"/>
+          <w:i/>
+          <w:color w:val="0F172A"/>
           <w:sz w:val="20"/>
         </w:rPr>
-        <w:t>LM-OPS-CR-[NAM][THANG]-[STT]</w:t>
-      </w:r>
-      <w:r>
-        <w:t xml:space="preserve">  </w:t>
+        <w:t>- Căn cứ Bộ luật Dân sự số 91/2015/QH13 ngày 24 tháng 11 năm 2015;</w:t>
       </w:r>
     </w:p>
     <w:p>
       <w:pPr>
-        <w:spacing w:after="80" w:before="0" w:line="276" w:lineRule="auto"/>
-        <w:jc w:val="left"/>
+        <w:spacing w:before="20" w:after="40" w:line="276" w:lineRule="auto"/>
+        <w:ind w:left="288"/>
+        <w:jc w:val="both"/>
       </w:pPr>
       <w:r>
         <w:rPr>
           <w:i/>
+          <w:color w:val="0F172A"/>
+          <w:sz w:val="20"/>
         </w:rPr>
-        <w:t>(Căn cứ theo Hợp đồng Dịch vụ Khung số: [SO_HOP_DONG_MSA]/LM-MSA và Bản SOW số: [SO_SOW])</w:t>
-      </w:r>
-      <w:r>
-        <w:t xml:space="preserve">  </w:t>
+        <w:t>- Căn cứ Luật Thương mại số 36/2005/QH11 ngày 14 tháng 06 năm 2005;</w:t>
       </w:r>
     </w:p>
     <w:p>
       <w:pPr>
-        <w:spacing w:after="80" w:before="0" w:line="276" w:lineRule="auto"/>
-        <w:jc w:val="left"/>
+        <w:spacing w:before="20" w:after="40" w:line="276" w:lineRule="auto"/>
+        <w:ind w:left="288"/>
+        <w:jc w:val="both"/>
+      </w:pPr>
+      <w:r>
+        <w:rPr>
+          <w:i/>
+          <w:color w:val="0F172A"/>
+          <w:sz w:val="20"/>
+        </w:rPr>
+        <w:t>- Căn cứ Hợp đồng Dịch vụ Khung số: [MÃ_HỢP_ĐỒNG] và Bản SOW số: [MÃ_SOW].</w:t>
+      </w:r>
+    </w:p>
+    <w:p>
+      <w:pPr>
+        <w:spacing w:before="20" w:after="40" w:line="276" w:lineRule="auto"/>
+        <w:ind w:left="360"/>
+        <w:jc w:val="both"/>
       </w:pPr>
       <w:r>
         <w:rPr>
@@ -83,13 +234,14 @@
         <w:t>Tên dự án:</w:t>
       </w:r>
       <w:r>
-        <w:t xml:space="preserve"> [TEN_DU_AN]  </w:t>
+        <w:t xml:space="preserve"> [TÊN_DỰ_ÁN]</w:t>
       </w:r>
     </w:p>
     <w:p>
       <w:pPr>
-        <w:spacing w:after="80" w:before="0" w:line="276" w:lineRule="auto"/>
-        <w:jc w:val="left"/>
+        <w:spacing w:before="20" w:after="40" w:line="276" w:lineRule="auto"/>
+        <w:ind w:left="360"/>
+        <w:jc w:val="both"/>
       </w:pPr>
       <w:r>
         <w:rPr>
@@ -98,7 +250,7 @@
         <w:t>Khách hàng (Bên A):</w:t>
       </w:r>
       <w:r>
-        <w:t xml:space="preserve"> [TEN_KHACH_HANG] | </w:t>
+        <w:t xml:space="preserve"> [TÊN_KHÁCH_HÀNG] | </w:t>
       </w:r>
       <w:r>
         <w:rPr>
@@ -107,13 +259,14 @@
         <w:t>Người yêu cầu:</w:t>
       </w:r>
       <w:r>
-        <w:t xml:space="preserve"> [NGUOI_YEU_CAU_A]  </w:t>
+        <w:t xml:space="preserve"> [NGƯỜI_YÊU_CẦU_A]</w:t>
       </w:r>
     </w:p>
     <w:p>
       <w:pPr>
-        <w:spacing w:after="80" w:before="0" w:line="276" w:lineRule="auto"/>
-        <w:jc w:val="left"/>
+        <w:spacing w:before="20" w:after="40" w:line="276" w:lineRule="auto"/>
+        <w:ind w:left="360"/>
+        <w:jc w:val="both"/>
       </w:pPr>
       <w:r>
         <w:rPr>
@@ -128,55 +281,30 @@
         <w:rPr>
           <w:b/>
         </w:rPr>
-        <w:t>Chuyên viên tiếp nhận:</w:t>
+        <w:t>Kỹ sư tiếp nhận:</w:t>
       </w:r>
       <w:r>
-        <w:t xml:space="preserve"> [KY_SU_TIEP_NHAN_B]  </w:t>
+        <w:t xml:space="preserve"> [KỸ_SƯ_TIẾP_NHẬN_B]</w:t>
       </w:r>
     </w:p>
     <w:p>
       <w:pPr>
-        <w:spacing w:after="80" w:before="0" w:line="276" w:lineRule="auto"/>
+        <w:spacing w:before="180" w:after="60" w:line="276" w:lineRule="auto"/>
         <w:jc w:val="left"/>
       </w:pPr>
       <w:r>
         <w:rPr>
           <w:b/>
-        </w:rPr>
-        <w:t>Ngày lập yêu cầu:</w:t>
-      </w:r>
-      <w:r>
-        <w:t xml:space="preserve"> Ngày [NGAY] tháng [THANG] năm 202[X]</w:t>
-      </w:r>
-    </w:p>
-    <w:p>
-      <w:pPr>
-        <w:spacing w:after="120" w:before="80"/>
-      </w:pPr>
-      <w:r>
-        <w:rPr>
-          <w:color w:val="CBD5E1"/>
-        </w:rPr>
-        <w:t>―――――――――――――――――――――――――――――――――――――――――――――――――――――――</w:t>
-      </w:r>
-    </w:p>
-    <w:p>
-      <w:pPr>
-        <w:spacing w:before="160" w:after="60"/>
-      </w:pPr>
-      <w:r>
-        <w:rPr>
-          <w:b/>
-          <w:color w:val="0D7647"/>
-          <w:sz w:val="23"/>
+          <w:color w:val="0F172A"/>
+          <w:sz w:val="22"/>
         </w:rPr>
         <w:t>PHẦN I: MÔ TẢ YÊU CẦU THAY ĐỔI TỪ PHÍA KHÁCH HÀNG</w:t>
       </w:r>
     </w:p>
     <w:p>
       <w:pPr>
-        <w:spacing w:after="80" w:before="0" w:line="276" w:lineRule="auto"/>
-        <w:jc w:val="left"/>
+        <w:spacing w:before="20" w:after="60" w:line="276" w:lineRule="auto"/>
+        <w:jc w:val="both"/>
       </w:pPr>
       <w:r>
         <w:rPr>
@@ -187,107 +315,103 @@
     </w:p>
     <w:p>
       <w:pPr>
-        <w:spacing w:after="60" w:before="20" w:line="276" w:lineRule="auto"/>
+        <w:spacing w:before="20" w:after="40" w:line="276" w:lineRule="auto"/>
         <w:ind w:left="360"/>
+        <w:jc w:val="both"/>
+      </w:pPr>
+      <w:r>
+        <w:rPr>
+          <w:b/>
+        </w:rPr>
+        <w:t>Tên yêu cầu thay đổi:</w:t>
+      </w:r>
+      <w:r>
+        <w:t xml:space="preserve"> [TÊN_YÊU_CẦU_THAY_ĐỔI] </w:t>
+      </w:r>
+      <w:r>
+        <w:rPr>
+          <w:i/>
+        </w:rPr>
+        <w:t>(Ví dụ: Tích hợp cổng thanh toán VNPay QR, Lập trình thêm trang chuyên mục riêng, Thiết kế thêm 05 banner...)</w:t>
+      </w:r>
+    </w:p>
+    <w:p>
+      <w:pPr>
+        <w:spacing w:before="20" w:after="40" w:line="276" w:lineRule="auto"/>
+        <w:ind w:left="360"/>
+        <w:jc w:val="both"/>
+      </w:pPr>
+      <w:r>
+        <w:rPr>
+          <w:b/>
+        </w:rPr>
+        <w:t>Lý do thay đổi:</w:t>
+      </w:r>
+      <w:r>
+        <w:t xml:space="preserve"> [LÝ_DO_THAY_ĐỔI]</w:t>
+      </w:r>
+    </w:p>
+    <w:p>
+      <w:pPr>
+        <w:spacing w:before="20" w:after="40" w:line="276" w:lineRule="auto"/>
+        <w:ind w:left="360"/>
+        <w:jc w:val="both"/>
+      </w:pPr>
+      <w:r>
+        <w:rPr>
+          <w:b/>
+        </w:rPr>
+        <w:t>Mô tả chi tiết kỹ thuật/giao diện mong muốn:</w:t>
+      </w:r>
+    </w:p>
+    <w:p>
+      <w:pPr>
+        <w:spacing w:before="20" w:after="40" w:line="276" w:lineRule="auto"/>
+        <w:ind w:left="360"/>
+        <w:jc w:val="both"/>
+      </w:pPr>
+      <w:r>
+        <w:t>1. [MÔ_TẢ_CHI_TIẾT_1]</w:t>
+      </w:r>
+    </w:p>
+    <w:p>
+      <w:pPr>
+        <w:spacing w:before="20" w:after="40" w:line="276" w:lineRule="auto"/>
+        <w:ind w:left="360"/>
+        <w:jc w:val="both"/>
+      </w:pPr>
+      <w:r>
+        <w:t>2. [MÔ_TẢ_CHI_TIẾT_2]</w:t>
+      </w:r>
+    </w:p>
+    <w:p>
+      <w:pPr>
+        <w:spacing w:before="20" w:after="40" w:line="276" w:lineRule="auto"/>
+        <w:ind w:left="360"/>
+        <w:jc w:val="both"/>
+      </w:pPr>
+      <w:r>
+        <w:t>3. [MÔ_TẢ_CHI_TIẾT_3]</w:t>
+      </w:r>
+    </w:p>
+    <w:p>
+      <w:pPr>
+        <w:spacing w:before="180" w:after="60" w:line="276" w:lineRule="auto"/>
         <w:jc w:val="left"/>
       </w:pPr>
       <w:r>
         <w:rPr>
           <w:b/>
-        </w:rPr>
-        <w:t>•  Tên yêu cầu thay đổi:</w:t>
-      </w:r>
-      <w:r>
-        <w:t xml:space="preserve"> [TEN_YEU_CAU_THAY_DOI] (Ví dụ: Tích hợp cổng thanh toán VNPay QR, Lập trình thêm trang Blog chuyên sâu, Thiết kế thêm 05 banner...)</w:t>
-      </w:r>
-    </w:p>
-    <w:p>
-      <w:pPr>
-        <w:spacing w:after="60" w:before="20" w:line="276" w:lineRule="auto"/>
-        <w:ind w:left="360"/>
-        <w:jc w:val="left"/>
-      </w:pPr>
-      <w:r>
-        <w:rPr>
-          <w:b/>
-        </w:rPr>
-        <w:t>•  Lý do thay đổi:</w:t>
-      </w:r>
-      <w:r>
-        <w:t xml:space="preserve"> [LY_DO_THAY_DOI]</w:t>
-      </w:r>
-    </w:p>
-    <w:p>
-      <w:pPr>
-        <w:spacing w:after="60" w:before="20" w:line="276" w:lineRule="auto"/>
-        <w:ind w:left="360"/>
-        <w:jc w:val="left"/>
-      </w:pPr>
-      <w:r>
-        <w:rPr>
-          <w:b/>
-        </w:rPr>
-        <w:t>•  Mô tả chi tiết kỹ thuật/giao diện mong muốn:</w:t>
-      </w:r>
-    </w:p>
-    <w:p>
-      <w:pPr>
-        <w:spacing w:after="60" w:before="20" w:line="276" w:lineRule="auto"/>
-        <w:ind w:left="360"/>
-        <w:jc w:val="left"/>
-      </w:pPr>
-      <w:r>
-        <w:t>•  1. [MO_TA_CHI_TIET_1]</w:t>
-      </w:r>
-    </w:p>
-    <w:p>
-      <w:pPr>
-        <w:spacing w:after="60" w:before="20" w:line="276" w:lineRule="auto"/>
-        <w:ind w:left="360"/>
-        <w:jc w:val="left"/>
-      </w:pPr>
-      <w:r>
-        <w:t>•  2. [MO_TA_CHI_TIET_2]</w:t>
-      </w:r>
-    </w:p>
-    <w:p>
-      <w:pPr>
-        <w:spacing w:after="60" w:before="20" w:line="276" w:lineRule="auto"/>
-        <w:ind w:left="360"/>
-        <w:jc w:val="left"/>
-      </w:pPr>
-      <w:r>
-        <w:t>•  3. [MO_TA_CHI_TIET_3]</w:t>
-      </w:r>
-    </w:p>
-    <w:p>
-      <w:pPr>
-        <w:spacing w:after="120" w:before="80"/>
-      </w:pPr>
-      <w:r>
-        <w:rPr>
-          <w:color w:val="CBD5E1"/>
-        </w:rPr>
-        <w:t>―――――――――――――――――――――――――――――――――――――――――――――――――――――――</w:t>
-      </w:r>
-    </w:p>
-    <w:p>
-      <w:pPr>
-        <w:spacing w:before="160" w:after="60"/>
-      </w:pPr>
-      <w:r>
-        <w:rPr>
-          <w:b/>
-          <w:color w:val="0D7647"/>
-          <w:sz w:val="23"/>
+          <w:color w:val="0F172A"/>
+          <w:sz w:val="22"/>
         </w:rPr>
         <w:t>PHẦN II: ĐÁNH GIÁ TÁC ĐỘNG KỸ THUẬT VÀ PHƯƠNG ÁN CỦA LOCALMATE</w:t>
       </w:r>
     </w:p>
     <w:p>
       <w:pPr>
-        <w:spacing w:after="80" w:before="0" w:line="276" w:lineRule="auto"/>
-        <w:jc w:val="left"/>
+        <w:spacing w:before="20" w:after="60" w:line="276" w:lineRule="auto"/>
+        <w:jc w:val="both"/>
       </w:pPr>
       <w:r>
         <w:rPr>
@@ -298,9 +422,8 @@
     </w:p>
     <w:p>
       <w:pPr>
-        <w:spacing w:after="60" w:before="20" w:line="276" w:lineRule="auto"/>
-        <w:ind w:left="288"/>
-        <w:jc w:val="left"/>
+        <w:spacing w:before="20" w:after="60" w:line="276" w:lineRule="auto"/>
+        <w:jc w:val="both"/>
       </w:pPr>
       <w:r>
         <w:t xml:space="preserve">1. </w:t>
@@ -314,39 +437,38 @@
     </w:p>
     <w:p>
       <w:pPr>
-        <w:spacing w:after="60" w:before="20" w:line="276" w:lineRule="auto"/>
+        <w:spacing w:before="20" w:after="40" w:line="276" w:lineRule="auto"/>
         <w:ind w:left="360"/>
-        <w:jc w:val="left"/>
+        <w:jc w:val="both"/>
       </w:pPr>
       <w:r>
-        <w:t>•  [ ] Thay đổi nhỏ về mặt nội dung / hình ảnh (Minor UI/Content Change)</w:t>
+        <w:t>[ ] Thay đổi nhỏ về mặt nội dung / hình ảnh (Minor UI/Content Change)</w:t>
       </w:r>
     </w:p>
     <w:p>
       <w:pPr>
-        <w:spacing w:after="60" w:before="20" w:line="276" w:lineRule="auto"/>
+        <w:spacing w:before="20" w:after="40" w:line="276" w:lineRule="auto"/>
         <w:ind w:left="360"/>
-        <w:jc w:val="left"/>
+        <w:jc w:val="both"/>
       </w:pPr>
       <w:r>
-        <w:t>•  [ ] Bổ sung tính năng kỹ thuật mới (New Feature / Out-of-Scope)</w:t>
+        <w:t>[ ] Bổ sung tính năng kỹ thuật mới (New Feature / Out-of-Scope)</w:t>
       </w:r>
     </w:p>
     <w:p>
       <w:pPr>
-        <w:spacing w:after="60" w:before="20" w:line="276" w:lineRule="auto"/>
+        <w:spacing w:before="20" w:after="40" w:line="276" w:lineRule="auto"/>
         <w:ind w:left="360"/>
-        <w:jc w:val="left"/>
+        <w:jc w:val="both"/>
       </w:pPr>
       <w:r>
-        <w:t>•  [ ] Thay đổi lớn về cấu trúc cơ sở dữ liệu / luồng nghiệp vụ (Major Architectural Change)</w:t>
+        <w:t>[ ] Thay đổi lớn về cấu trúc cơ sở dữ liệu / luồng nghiệp vụ (Major Architectural Change)</w:t>
       </w:r>
     </w:p>
     <w:p>
       <w:pPr>
-        <w:spacing w:after="60" w:before="20" w:line="276" w:lineRule="auto"/>
-        <w:ind w:left="288"/>
-        <w:jc w:val="left"/>
+        <w:spacing w:before="20" w:after="60" w:line="276" w:lineRule="auto"/>
+        <w:jc w:val="both"/>
       </w:pPr>
       <w:r>
         <w:t xml:space="preserve">2. </w:t>
@@ -360,18 +482,18 @@
     </w:p>
     <w:p>
       <w:pPr>
-        <w:spacing w:after="60" w:before="20" w:line="276" w:lineRule="auto"/>
+        <w:spacing w:before="20" w:after="40" w:line="276" w:lineRule="auto"/>
         <w:ind w:left="360"/>
-        <w:jc w:val="left"/>
+        <w:jc w:val="both"/>
       </w:pPr>
       <w:r>
-        <w:t xml:space="preserve">•  Kéo dài thời gian bàn giao dự kiến ban đầu thêm: </w:t>
+        <w:t xml:space="preserve">Kéo dài thời gian bàn giao dự kiến ban đầu thêm: </w:t>
       </w:r>
       <w:r>
         <w:rPr>
           <w:b/>
         </w:rPr>
-        <w:t>[SO_NGAY_GIA_HAN]</w:t>
+        <w:t>[SỐ_NGÀY_GIA_HẠN]</w:t>
       </w:r>
       <w:r>
         <w:t xml:space="preserve"> ngày làm việc.</w:t>
@@ -379,18 +501,18 @@
     </w:p>
     <w:p>
       <w:pPr>
-        <w:spacing w:after="60" w:before="20" w:line="276" w:lineRule="auto"/>
+        <w:spacing w:before="20" w:after="40" w:line="276" w:lineRule="auto"/>
         <w:ind w:left="360"/>
-        <w:jc w:val="left"/>
+        <w:jc w:val="both"/>
       </w:pPr>
       <w:r>
-        <w:t xml:space="preserve">•  Ngày hoàn thành mới sau điều chỉnh: Ngày </w:t>
+        <w:t xml:space="preserve">Ngày hoàn thành mới sau điều chỉnh: Ngày </w:t>
       </w:r>
       <w:r>
         <w:rPr>
           <w:b/>
         </w:rPr>
-        <w:t>[NGAY_HOAN_THANH_MOI]</w:t>
+        <w:t>[NGÀY_HOÀN_THÀNH_MỚI]</w:t>
       </w:r>
       <w:r>
         <w:t>.</w:t>
@@ -398,9 +520,8 @@
     </w:p>
     <w:p>
       <w:pPr>
-        <w:spacing w:after="60" w:before="20" w:line="276" w:lineRule="auto"/>
-        <w:ind w:left="288"/>
-        <w:jc w:val="left"/>
+        <w:spacing w:before="20" w:after="60" w:line="276" w:lineRule="auto"/>
+        <w:jc w:val="both"/>
       </w:pPr>
       <w:r>
         <w:t xml:space="preserve">3. </w:t>
@@ -427,25 +548,28 @@
         </w:tblBorders>
       </w:tblPr>
       <w:tblGrid>
-        <w:gridCol w:w="1601"/>
-        <w:gridCol w:w="1601"/>
-        <w:gridCol w:w="1601"/>
-        <w:gridCol w:w="1601"/>
-        <w:gridCol w:w="1601"/>
-        <w:gridCol w:w="1601"/>
+        <w:gridCol w:w="1950"/>
+        <w:gridCol w:w="1950"/>
+        <w:gridCol w:w="1950"/>
+        <w:gridCol w:w="1950"/>
+        <w:gridCol w:w="1950"/>
       </w:tblGrid>
       <w:tr>
+        <w:trPr>
+          <w:cantSplit/>
+        </w:trPr>
         <w:tc>
           <w:tcPr>
-            <w:tcW w:type="dxa" w:w="1601"/>
+            <w:tcW w:type="dxa" w:w="936"/>
             <w:vAlign w:val="center"/>
+            <w:tcW w:w="936" w:type="dxa"/>
             <w:tcMar>
-              <w:top w:w="120" w:type="dxa"/>
-              <w:bottom w:w="120" w:type="dxa"/>
-              <w:left w:w="160" w:type="dxa"/>
-              <w:right w:w="160" w:type="dxa"/>
+              <w:top w:w="90" w:type="dxa"/>
+              <w:bottom w:w="90" w:type="dxa"/>
+              <w:left w:w="100" w:type="dxa"/>
+              <w:right w:w="100" w:type="dxa"/>
             </w:tcMar>
-            <w:shd w:fill="EDF7F1"/>
+            <w:shd w:fill="F8FAFC"/>
           </w:tcPr>
           <w:p>
             <w:r/>
@@ -458,7 +582,7 @@
             <w:r>
               <w:rPr>
                 <w:b/>
-                <w:color w:val="0D7647"/>
+                <w:sz w:val="20"/>
               </w:rPr>
               <w:t>STT</w:t>
             </w:r>
@@ -466,15 +590,16 @@
         </w:tc>
         <w:tc>
           <w:tcPr>
-            <w:tcW w:type="dxa" w:w="1601"/>
+            <w:tcW w:type="dxa" w:w="2088"/>
             <w:vAlign w:val="center"/>
+            <w:tcW w:w="2088" w:type="dxa"/>
             <w:tcMar>
-              <w:top w:w="120" w:type="dxa"/>
-              <w:bottom w:w="120" w:type="dxa"/>
-              <w:left w:w="160" w:type="dxa"/>
-              <w:right w:w="160" w:type="dxa"/>
+              <w:top w:w="90" w:type="dxa"/>
+              <w:bottom w:w="90" w:type="dxa"/>
+              <w:left w:w="100" w:type="dxa"/>
+              <w:right w:w="100" w:type="dxa"/>
             </w:tcMar>
-            <w:shd w:fill="EDF7F1"/>
+            <w:shd w:fill="F8FAFC"/>
           </w:tcPr>
           <w:p>
             <w:r/>
@@ -487,7 +612,7 @@
             <w:r>
               <w:rPr>
                 <w:b/>
-                <w:color w:val="0D7647"/>
+                <w:sz w:val="20"/>
               </w:rPr>
               <w:t>HẠNG MỤC CÔNG VIỆC PHÁT SINH</w:t>
             </w:r>
@@ -495,15 +620,16 @@
         </w:tc>
         <w:tc>
           <w:tcPr>
-            <w:tcW w:type="dxa" w:w="1601"/>
+            <w:tcW w:type="dxa" w:w="3989"/>
             <w:vAlign w:val="center"/>
+            <w:tcW w:w="3988" w:type="dxa"/>
             <w:tcMar>
-              <w:top w:w="120" w:type="dxa"/>
-              <w:bottom w:w="120" w:type="dxa"/>
-              <w:left w:w="160" w:type="dxa"/>
-              <w:right w:w="160" w:type="dxa"/>
+              <w:top w:w="90" w:type="dxa"/>
+              <w:bottom w:w="90" w:type="dxa"/>
+              <w:left w:w="100" w:type="dxa"/>
+              <w:right w:w="100" w:type="dxa"/>
             </w:tcMar>
-            <w:shd w:fill="EDF7F1"/>
+            <w:shd w:fill="F8FAFC"/>
           </w:tcPr>
           <w:p>
             <w:r/>
@@ -516,23 +642,24 @@
             <w:r>
               <w:rPr>
                 <w:b/>
-                <w:color w:val="0D7647"/>
+                <w:sz w:val="20"/>
               </w:rPr>
-              <w:t>ĐƠN VỊ TÍNH</w:t>
+              <w:t>KHỐI LƯỢNG</w:t>
             </w:r>
           </w:p>
         </w:tc>
         <w:tc>
           <w:tcPr>
-            <w:tcW w:type="dxa" w:w="1601"/>
+            <w:tcW w:type="dxa" w:w="1656"/>
             <w:vAlign w:val="center"/>
+            <w:tcW w:w="1655" w:type="dxa"/>
             <w:tcMar>
-              <w:top w:w="120" w:type="dxa"/>
-              <w:bottom w:w="120" w:type="dxa"/>
-              <w:left w:w="160" w:type="dxa"/>
-              <w:right w:w="160" w:type="dxa"/>
+              <w:top w:w="90" w:type="dxa"/>
+              <w:bottom w:w="90" w:type="dxa"/>
+              <w:left w:w="100" w:type="dxa"/>
+              <w:right w:w="100" w:type="dxa"/>
             </w:tcMar>
-            <w:shd w:fill="EDF7F1"/>
+            <w:shd w:fill="F8FAFC"/>
           </w:tcPr>
           <w:p>
             <w:r/>
@@ -545,23 +672,24 @@
             <w:r>
               <w:rPr>
                 <w:b/>
-                <w:color w:val="0D7647"/>
+                <w:sz w:val="20"/>
               </w:rPr>
-              <w:t>SỐ LƯỢNG</w:t>
+              <w:t>ĐƠN GIÁ (VNĐ)</w:t>
             </w:r>
           </w:p>
         </w:tc>
         <w:tc>
           <w:tcPr>
-            <w:tcW w:type="dxa" w:w="1601"/>
+            <w:tcW w:type="dxa" w:w="1080"/>
             <w:vAlign w:val="center"/>
+            <w:tcW w:w="1080" w:type="dxa"/>
             <w:tcMar>
-              <w:top w:w="120" w:type="dxa"/>
-              <w:bottom w:w="120" w:type="dxa"/>
-              <w:left w:w="160" w:type="dxa"/>
-              <w:right w:w="160" w:type="dxa"/>
+              <w:top w:w="90" w:type="dxa"/>
+              <w:bottom w:w="90" w:type="dxa"/>
+              <w:left w:w="100" w:type="dxa"/>
+              <w:right w:w="100" w:type="dxa"/>
             </w:tcMar>
-            <w:shd w:fill="EDF7F1"/>
+            <w:shd w:fill="F8FAFC"/>
           </w:tcPr>
           <w:p>
             <w:r/>
@@ -574,23 +702,29 @@
             <w:r>
               <w:rPr>
                 <w:b/>
-                <w:color w:val="0D7647"/>
+                <w:sz w:val="20"/>
               </w:rPr>
-              <w:t>ĐƠN GIÁ (VND)</w:t>
+              <w:t>THÀNH TIỀN (VNĐ)</w:t>
             </w:r>
           </w:p>
         </w:tc>
+      </w:tr>
+      <w:tr>
+        <w:trPr>
+          <w:cantSplit/>
+        </w:trPr>
         <w:tc>
           <w:tcPr>
-            <w:tcW w:type="dxa" w:w="1601"/>
+            <w:tcW w:type="dxa" w:w="936"/>
             <w:vAlign w:val="center"/>
+            <w:tcW w:w="936" w:type="dxa"/>
             <w:tcMar>
-              <w:top w:w="120" w:type="dxa"/>
-              <w:bottom w:w="120" w:type="dxa"/>
-              <w:left w:w="160" w:type="dxa"/>
-              <w:right w:w="160" w:type="dxa"/>
+              <w:top w:w="80" w:type="dxa"/>
+              <w:bottom w:w="80" w:type="dxa"/>
+              <w:left w:w="100" w:type="dxa"/>
+              <w:right w:w="100" w:type="dxa"/>
             </w:tcMar>
-            <w:shd w:fill="EDF7F1"/>
+            <w:shd w:fill="FFFFFF"/>
           </w:tcPr>
           <w:p>
             <w:r/>
@@ -601,177 +735,20 @@
               <w:jc w:val="center"/>
             </w:pPr>
             <w:r>
-              <w:rPr>
-                <w:b/>
-                <w:color w:val="0D7647"/>
-              </w:rPr>
-              <w:t>THÀNH TIỀN (VND)</w:t>
-            </w:r>
-          </w:p>
-        </w:tc>
-      </w:tr>
-      <w:tr>
-        <w:tc>
-          <w:tcPr>
-            <w:tcW w:type="dxa" w:w="1601"/>
-            <w:vAlign w:val="center"/>
-            <w:tcMar>
-              <w:top w:w="120" w:type="dxa"/>
-              <w:bottom w:w="120" w:type="dxa"/>
-              <w:left w:w="160" w:type="dxa"/>
-              <w:right w:w="160" w:type="dxa"/>
-            </w:tcMar>
-            <w:shd w:fill="F8FAFC"/>
-          </w:tcPr>
-          <w:p>
-            <w:r/>
-          </w:p>
-          <w:p>
-            <w:pPr>
-              <w:spacing w:before="0" w:after="40" w:line="276" w:lineRule="auto"/>
-              <w:jc w:val="left"/>
-            </w:pPr>
-            <w:r>
               <w:t>1</w:t>
             </w:r>
           </w:p>
         </w:tc>
         <w:tc>
           <w:tcPr>
-            <w:tcW w:type="dxa" w:w="1601"/>
+            <w:tcW w:type="dxa" w:w="2088"/>
             <w:vAlign w:val="center"/>
+            <w:tcW w:w="2088" w:type="dxa"/>
             <w:tcMar>
-              <w:top w:w="120" w:type="dxa"/>
-              <w:bottom w:w="120" w:type="dxa"/>
-              <w:left w:w="160" w:type="dxa"/>
-              <w:right w:w="160" w:type="dxa"/>
-            </w:tcMar>
-            <w:shd w:fill="F8FAFC"/>
-          </w:tcPr>
-          <w:p>
-            <w:r/>
-          </w:p>
-          <w:p>
-            <w:pPr>
-              <w:spacing w:before="0" w:after="40" w:line="276" w:lineRule="auto"/>
-              <w:jc w:val="left"/>
-            </w:pPr>
-            <w:r>
-              <w:t>Phí thiết kế giao diện UI/UX bổ sung</w:t>
-            </w:r>
-          </w:p>
-        </w:tc>
-        <w:tc>
-          <w:tcPr>
-            <w:tcW w:type="dxa" w:w="1601"/>
-            <w:vAlign w:val="center"/>
-            <w:tcMar>
-              <w:top w:w="120" w:type="dxa"/>
-              <w:bottom w:w="120" w:type="dxa"/>
-              <w:left w:w="160" w:type="dxa"/>
-              <w:right w:w="160" w:type="dxa"/>
-            </w:tcMar>
-            <w:shd w:fill="F8FAFC"/>
-          </w:tcPr>
-          <w:p>
-            <w:r/>
-          </w:p>
-          <w:p>
-            <w:pPr>
-              <w:spacing w:before="0" w:after="40" w:line="276" w:lineRule="auto"/>
-              <w:jc w:val="left"/>
-            </w:pPr>
-            <w:r>
-              <w:t>Trang/Màn hình</w:t>
-            </w:r>
-          </w:p>
-        </w:tc>
-        <w:tc>
-          <w:tcPr>
-            <w:tcW w:type="dxa" w:w="1601"/>
-            <w:vAlign w:val="center"/>
-            <w:tcMar>
-              <w:top w:w="120" w:type="dxa"/>
-              <w:bottom w:w="120" w:type="dxa"/>
-              <w:left w:w="160" w:type="dxa"/>
-              <w:right w:w="160" w:type="dxa"/>
-            </w:tcMar>
-            <w:shd w:fill="F8FAFC"/>
-          </w:tcPr>
-          <w:p>
-            <w:r/>
-          </w:p>
-          <w:p>
-            <w:pPr>
-              <w:spacing w:before="0" w:after="40" w:line="276" w:lineRule="auto"/>
-              <w:jc w:val="left"/>
-            </w:pPr>
-            <w:r>
-              <w:t>[SL_UI]</w:t>
-            </w:r>
-          </w:p>
-        </w:tc>
-        <w:tc>
-          <w:tcPr>
-            <w:tcW w:type="dxa" w:w="1601"/>
-            <w:vAlign w:val="center"/>
-            <w:tcMar>
-              <w:top w:w="120" w:type="dxa"/>
-              <w:bottom w:w="120" w:type="dxa"/>
-              <w:left w:w="160" w:type="dxa"/>
-              <w:right w:w="160" w:type="dxa"/>
-            </w:tcMar>
-            <w:shd w:fill="F8FAFC"/>
-          </w:tcPr>
-          <w:p>
-            <w:r/>
-          </w:p>
-          <w:p>
-            <w:pPr>
-              <w:spacing w:before="0" w:after="40" w:line="276" w:lineRule="auto"/>
-              <w:jc w:val="left"/>
-            </w:pPr>
-            <w:r>
-              <w:t>[DON_GIA_UI]</w:t>
-            </w:r>
-          </w:p>
-        </w:tc>
-        <w:tc>
-          <w:tcPr>
-            <w:tcW w:type="dxa" w:w="1601"/>
-            <w:vAlign w:val="center"/>
-            <w:tcMar>
-              <w:top w:w="120" w:type="dxa"/>
-              <w:bottom w:w="120" w:type="dxa"/>
-              <w:left w:w="160" w:type="dxa"/>
-              <w:right w:w="160" w:type="dxa"/>
-            </w:tcMar>
-            <w:shd w:fill="F8FAFC"/>
-          </w:tcPr>
-          <w:p>
-            <w:r/>
-          </w:p>
-          <w:p>
-            <w:pPr>
-              <w:spacing w:before="0" w:after="40" w:line="276" w:lineRule="auto"/>
-              <w:jc w:val="left"/>
-            </w:pPr>
-            <w:r>
-              <w:t>[TIEN_UI]</w:t>
-            </w:r>
-          </w:p>
-        </w:tc>
-      </w:tr>
-      <w:tr>
-        <w:tc>
-          <w:tcPr>
-            <w:tcW w:type="dxa" w:w="1601"/>
-            <w:vAlign w:val="center"/>
-            <w:tcMar>
-              <w:top w:w="120" w:type="dxa"/>
-              <w:bottom w:w="120" w:type="dxa"/>
-              <w:left w:w="160" w:type="dxa"/>
-              <w:right w:w="160" w:type="dxa"/>
+              <w:top w:w="80" w:type="dxa"/>
+              <w:bottom w:w="80" w:type="dxa"/>
+              <w:left w:w="100" w:type="dxa"/>
+              <w:right w:w="100" w:type="dxa"/>
             </w:tcMar>
             <w:shd w:fill="FFFFFF"/>
           </w:tcPr>
@@ -784,19 +761,23 @@
               <w:jc w:val="left"/>
             </w:pPr>
             <w:r>
-              <w:t>2</w:t>
+              <w:rPr>
+                <w:b/>
+              </w:rPr>
+              <w:t>Thiết kế giao diện UI/UX bổ sung</w:t>
             </w:r>
           </w:p>
         </w:tc>
         <w:tc>
           <w:tcPr>
-            <w:tcW w:type="dxa" w:w="1601"/>
+            <w:tcW w:type="dxa" w:w="3989"/>
             <w:vAlign w:val="center"/>
+            <w:tcW w:w="3988" w:type="dxa"/>
             <w:tcMar>
-              <w:top w:w="120" w:type="dxa"/>
-              <w:bottom w:w="120" w:type="dxa"/>
-              <w:left w:w="160" w:type="dxa"/>
-              <w:right w:w="160" w:type="dxa"/>
+              <w:top w:w="80" w:type="dxa"/>
+              <w:bottom w:w="80" w:type="dxa"/>
+              <w:left w:w="100" w:type="dxa"/>
+              <w:right w:w="100" w:type="dxa"/>
             </w:tcMar>
             <w:shd w:fill="FFFFFF"/>
           </w:tcPr>
@@ -809,19 +790,20 @@
               <w:jc w:val="left"/>
             </w:pPr>
             <w:r>
-              <w:t>Phí lập trình tính năng &amp; Tích hợp API mới</w:t>
+              <w:t>[SL_UI] màn hình</w:t>
             </w:r>
           </w:p>
         </w:tc>
         <w:tc>
           <w:tcPr>
-            <w:tcW w:type="dxa" w:w="1601"/>
+            <w:tcW w:type="dxa" w:w="1656"/>
             <w:vAlign w:val="center"/>
+            <w:tcW w:w="1655" w:type="dxa"/>
             <w:tcMar>
-              <w:top w:w="120" w:type="dxa"/>
-              <w:bottom w:w="120" w:type="dxa"/>
-              <w:left w:w="160" w:type="dxa"/>
-              <w:right w:w="160" w:type="dxa"/>
+              <w:top w:w="80" w:type="dxa"/>
+              <w:bottom w:w="80" w:type="dxa"/>
+              <w:left w:w="100" w:type="dxa"/>
+              <w:right w:w="100" w:type="dxa"/>
             </w:tcMar>
             <w:shd w:fill="FFFFFF"/>
           </w:tcPr>
@@ -834,19 +816,215 @@
               <w:jc w:val="left"/>
             </w:pPr>
             <w:r>
-              <w:t>Tính năng/Giờ</w:t>
+              <w:t>[ĐƠN_GIÁ_UI]</w:t>
             </w:r>
           </w:p>
         </w:tc>
         <w:tc>
           <w:tcPr>
-            <w:tcW w:type="dxa" w:w="1601"/>
+            <w:tcW w:type="dxa" w:w="1080"/>
             <w:vAlign w:val="center"/>
+            <w:tcW w:w="1080" w:type="dxa"/>
             <w:tcMar>
-              <w:top w:w="120" w:type="dxa"/>
-              <w:bottom w:w="120" w:type="dxa"/>
-              <w:left w:w="160" w:type="dxa"/>
-              <w:right w:w="160" w:type="dxa"/>
+              <w:top w:w="80" w:type="dxa"/>
+              <w:bottom w:w="80" w:type="dxa"/>
+              <w:left w:w="100" w:type="dxa"/>
+              <w:right w:w="100" w:type="dxa"/>
+            </w:tcMar>
+            <w:shd w:fill="FFFFFF"/>
+          </w:tcPr>
+          <w:p>
+            <w:r/>
+          </w:p>
+          <w:p>
+            <w:pPr>
+              <w:spacing w:before="0" w:after="40" w:line="276" w:lineRule="auto"/>
+              <w:jc w:val="center"/>
+            </w:pPr>
+            <w:r>
+              <w:t>[TIỀN_UI]</w:t>
+            </w:r>
+          </w:p>
+        </w:tc>
+      </w:tr>
+      <w:tr>
+        <w:trPr>
+          <w:cantSplit/>
+        </w:trPr>
+        <w:tc>
+          <w:tcPr>
+            <w:tcW w:type="dxa" w:w="936"/>
+            <w:vAlign w:val="center"/>
+            <w:tcW w:w="936" w:type="dxa"/>
+            <w:tcMar>
+              <w:top w:w="80" w:type="dxa"/>
+              <w:bottom w:w="80" w:type="dxa"/>
+              <w:left w:w="100" w:type="dxa"/>
+              <w:right w:w="100" w:type="dxa"/>
+            </w:tcMar>
+            <w:shd w:fill="FAFAFA"/>
+          </w:tcPr>
+          <w:p>
+            <w:r/>
+          </w:p>
+          <w:p>
+            <w:pPr>
+              <w:spacing w:before="0" w:after="40" w:line="276" w:lineRule="auto"/>
+              <w:jc w:val="center"/>
+            </w:pPr>
+            <w:r>
+              <w:t>2</w:t>
+            </w:r>
+          </w:p>
+        </w:tc>
+        <w:tc>
+          <w:tcPr>
+            <w:tcW w:type="dxa" w:w="2088"/>
+            <w:vAlign w:val="center"/>
+            <w:tcW w:w="2088" w:type="dxa"/>
+            <w:tcMar>
+              <w:top w:w="80" w:type="dxa"/>
+              <w:bottom w:w="80" w:type="dxa"/>
+              <w:left w:w="100" w:type="dxa"/>
+              <w:right w:w="100" w:type="dxa"/>
+            </w:tcMar>
+            <w:shd w:fill="FAFAFA"/>
+          </w:tcPr>
+          <w:p>
+            <w:r/>
+          </w:p>
+          <w:p>
+            <w:pPr>
+              <w:spacing w:before="0" w:after="40" w:line="276" w:lineRule="auto"/>
+              <w:jc w:val="left"/>
+            </w:pPr>
+            <w:r>
+              <w:rPr>
+                <w:b/>
+              </w:rPr>
+              <w:t>Lập trình tính năng &amp; Tích hợp API mới</w:t>
+            </w:r>
+          </w:p>
+        </w:tc>
+        <w:tc>
+          <w:tcPr>
+            <w:tcW w:type="dxa" w:w="3989"/>
+            <w:vAlign w:val="center"/>
+            <w:tcW w:w="3988" w:type="dxa"/>
+            <w:tcMar>
+              <w:top w:w="80" w:type="dxa"/>
+              <w:bottom w:w="80" w:type="dxa"/>
+              <w:left w:w="100" w:type="dxa"/>
+              <w:right w:w="100" w:type="dxa"/>
+            </w:tcMar>
+            <w:shd w:fill="FAFAFA"/>
+          </w:tcPr>
+          <w:p>
+            <w:r/>
+          </w:p>
+          <w:p>
+            <w:pPr>
+              <w:spacing w:before="0" w:after="40" w:line="276" w:lineRule="auto"/>
+              <w:jc w:val="left"/>
+            </w:pPr>
+            <w:r>
+              <w:t>[SL_DEV] giờ/tính năng</w:t>
+            </w:r>
+          </w:p>
+        </w:tc>
+        <w:tc>
+          <w:tcPr>
+            <w:tcW w:type="dxa" w:w="1656"/>
+            <w:vAlign w:val="center"/>
+            <w:tcW w:w="1655" w:type="dxa"/>
+            <w:tcMar>
+              <w:top w:w="80" w:type="dxa"/>
+              <w:bottom w:w="80" w:type="dxa"/>
+              <w:left w:w="100" w:type="dxa"/>
+              <w:right w:w="100" w:type="dxa"/>
+            </w:tcMar>
+            <w:shd w:fill="FAFAFA"/>
+          </w:tcPr>
+          <w:p>
+            <w:r/>
+          </w:p>
+          <w:p>
+            <w:pPr>
+              <w:spacing w:before="0" w:after="40" w:line="276" w:lineRule="auto"/>
+              <w:jc w:val="left"/>
+            </w:pPr>
+            <w:r>
+              <w:t>[ĐƠN_GIÁ_DEV]</w:t>
+            </w:r>
+          </w:p>
+        </w:tc>
+        <w:tc>
+          <w:tcPr>
+            <w:tcW w:type="dxa" w:w="1080"/>
+            <w:vAlign w:val="center"/>
+            <w:tcW w:w="1080" w:type="dxa"/>
+            <w:tcMar>
+              <w:top w:w="80" w:type="dxa"/>
+              <w:bottom w:w="80" w:type="dxa"/>
+              <w:left w:w="100" w:type="dxa"/>
+              <w:right w:w="100" w:type="dxa"/>
+            </w:tcMar>
+            <w:shd w:fill="FAFAFA"/>
+          </w:tcPr>
+          <w:p>
+            <w:r/>
+          </w:p>
+          <w:p>
+            <w:pPr>
+              <w:spacing w:before="0" w:after="40" w:line="276" w:lineRule="auto"/>
+              <w:jc w:val="center"/>
+            </w:pPr>
+            <w:r>
+              <w:t>[TIỀN_DEV]</w:t>
+            </w:r>
+          </w:p>
+        </w:tc>
+      </w:tr>
+      <w:tr>
+        <w:trPr>
+          <w:cantSplit/>
+        </w:trPr>
+        <w:tc>
+          <w:tcPr>
+            <w:tcW w:type="dxa" w:w="936"/>
+            <w:vAlign w:val="center"/>
+            <w:tcW w:w="936" w:type="dxa"/>
+            <w:tcMar>
+              <w:top w:w="80" w:type="dxa"/>
+              <w:bottom w:w="80" w:type="dxa"/>
+              <w:left w:w="100" w:type="dxa"/>
+              <w:right w:w="100" w:type="dxa"/>
+            </w:tcMar>
+            <w:shd w:fill="FFFFFF"/>
+          </w:tcPr>
+          <w:p>
+            <w:r/>
+          </w:p>
+          <w:p>
+            <w:pPr>
+              <w:spacing w:before="0" w:after="40" w:line="276" w:lineRule="auto"/>
+              <w:jc w:val="center"/>
+            </w:pPr>
+            <w:r>
+              <w:t>3</w:t>
+            </w:r>
+          </w:p>
+        </w:tc>
+        <w:tc>
+          <w:tcPr>
+            <w:tcW w:type="dxa" w:w="2088"/>
+            <w:vAlign w:val="center"/>
+            <w:tcW w:w="2088" w:type="dxa"/>
+            <w:tcMar>
+              <w:top w:w="80" w:type="dxa"/>
+              <w:bottom w:w="80" w:type="dxa"/>
+              <w:left w:w="100" w:type="dxa"/>
+              <w:right w:w="100" w:type="dxa"/>
             </w:tcMar>
             <w:shd w:fill="FFFFFF"/>
           </w:tcPr>
@@ -859,19 +1037,23 @@
               <w:jc w:val="left"/>
             </w:pPr>
             <w:r>
-              <w:t>[SL_DEV]</w:t>
+              <w:rPr>
+                <w:b/>
+              </w:rPr>
+              <w:t>Kiểm thử (Testing &amp; QA) và cấu hình hệ thống</w:t>
             </w:r>
           </w:p>
         </w:tc>
         <w:tc>
           <w:tcPr>
-            <w:tcW w:type="dxa" w:w="1601"/>
+            <w:tcW w:type="dxa" w:w="3989"/>
             <w:vAlign w:val="center"/>
+            <w:tcW w:w="3988" w:type="dxa"/>
             <w:tcMar>
-              <w:top w:w="120" w:type="dxa"/>
-              <w:bottom w:w="120" w:type="dxa"/>
-              <w:left w:w="160" w:type="dxa"/>
-              <w:right w:w="160" w:type="dxa"/>
+              <w:top w:w="80" w:type="dxa"/>
+              <w:bottom w:w="80" w:type="dxa"/>
+              <w:left w:w="100" w:type="dxa"/>
+              <w:right w:w="100" w:type="dxa"/>
             </w:tcMar>
             <w:shd w:fill="FFFFFF"/>
           </w:tcPr>
@@ -884,19 +1066,20 @@
               <w:jc w:val="left"/>
             </w:pPr>
             <w:r>
-              <w:t>[DON_GIA_DEV]</w:t>
+              <w:t>01 gói</w:t>
             </w:r>
           </w:p>
         </w:tc>
         <w:tc>
           <w:tcPr>
-            <w:tcW w:type="dxa" w:w="1601"/>
+            <w:tcW w:type="dxa" w:w="1656"/>
             <w:vAlign w:val="center"/>
+            <w:tcW w:w="1655" w:type="dxa"/>
             <w:tcMar>
-              <w:top w:w="120" w:type="dxa"/>
-              <w:bottom w:w="120" w:type="dxa"/>
-              <w:left w:w="160" w:type="dxa"/>
-              <w:right w:w="160" w:type="dxa"/>
+              <w:top w:w="80" w:type="dxa"/>
+              <w:bottom w:w="80" w:type="dxa"/>
+              <w:left w:w="100" w:type="dxa"/>
+              <w:right w:w="100" w:type="dxa"/>
             </w:tcMar>
             <w:shd w:fill="FFFFFF"/>
           </w:tcPr>
@@ -909,23 +1092,22 @@
               <w:jc w:val="left"/>
             </w:pPr>
             <w:r>
-              <w:t>[TIEN_DEV]</w:t>
+              <w:t>[ĐƠN_GIÁ_QA]</w:t>
             </w:r>
           </w:p>
         </w:tc>
-      </w:tr>
-      <w:tr>
         <w:tc>
           <w:tcPr>
-            <w:tcW w:type="dxa" w:w="1601"/>
+            <w:tcW w:type="dxa" w:w="1080"/>
             <w:vAlign w:val="center"/>
+            <w:tcW w:w="1080" w:type="dxa"/>
             <w:tcMar>
-              <w:top w:w="120" w:type="dxa"/>
-              <w:bottom w:w="120" w:type="dxa"/>
-              <w:left w:w="160" w:type="dxa"/>
-              <w:right w:w="160" w:type="dxa"/>
+              <w:top w:w="80" w:type="dxa"/>
+              <w:bottom w:w="80" w:type="dxa"/>
+              <w:left w:w="100" w:type="dxa"/>
+              <w:right w:w="100" w:type="dxa"/>
             </w:tcMar>
-            <w:shd w:fill="F8FAFC"/>
+            <w:shd w:fill="FFFFFF"/>
           </w:tcPr>
           <w:p>
             <w:r/>
@@ -933,151 +1115,47 @@
           <w:p>
             <w:pPr>
               <w:spacing w:before="0" w:after="40" w:line="276" w:lineRule="auto"/>
-              <w:jc w:val="left"/>
+              <w:jc w:val="center"/>
             </w:pPr>
             <w:r>
-              <w:t>3</w:t>
-            </w:r>
-          </w:p>
-        </w:tc>
-        <w:tc>
-          <w:tcPr>
-            <w:tcW w:type="dxa" w:w="1601"/>
-            <w:vAlign w:val="center"/>
-            <w:tcMar>
-              <w:top w:w="120" w:type="dxa"/>
-              <w:bottom w:w="120" w:type="dxa"/>
-              <w:left w:w="160" w:type="dxa"/>
-              <w:right w:w="160" w:type="dxa"/>
-            </w:tcMar>
-            <w:shd w:fill="F8FAFC"/>
-          </w:tcPr>
-          <w:p>
-            <w:r/>
-          </w:p>
-          <w:p>
-            <w:pPr>
-              <w:spacing w:before="0" w:after="40" w:line="276" w:lineRule="auto"/>
-              <w:jc w:val="left"/>
-            </w:pPr>
-            <w:r>
-              <w:t>Phí kiểm thử (Testing &amp; QA) và cấu hình</w:t>
-            </w:r>
-          </w:p>
-        </w:tc>
-        <w:tc>
-          <w:tcPr>
-            <w:tcW w:type="dxa" w:w="1601"/>
-            <w:vAlign w:val="center"/>
-            <w:tcMar>
-              <w:top w:w="120" w:type="dxa"/>
-              <w:bottom w:w="120" w:type="dxa"/>
-              <w:left w:w="160" w:type="dxa"/>
-              <w:right w:w="160" w:type="dxa"/>
-            </w:tcMar>
-            <w:shd w:fill="F8FAFC"/>
-          </w:tcPr>
-          <w:p>
-            <w:r/>
-          </w:p>
-          <w:p>
-            <w:pPr>
-              <w:spacing w:before="0" w:after="40" w:line="276" w:lineRule="auto"/>
-              <w:jc w:val="left"/>
-            </w:pPr>
-            <w:r>
-              <w:t>Gói</w:t>
-            </w:r>
-          </w:p>
-        </w:tc>
-        <w:tc>
-          <w:tcPr>
-            <w:tcW w:type="dxa" w:w="1601"/>
-            <w:vAlign w:val="center"/>
-            <w:tcMar>
-              <w:top w:w="120" w:type="dxa"/>
-              <w:bottom w:w="120" w:type="dxa"/>
-              <w:left w:w="160" w:type="dxa"/>
-              <w:right w:w="160" w:type="dxa"/>
-            </w:tcMar>
-            <w:shd w:fill="F8FAFC"/>
-          </w:tcPr>
-          <w:p>
-            <w:r/>
-          </w:p>
-          <w:p>
-            <w:pPr>
-              <w:spacing w:before="0" w:after="40" w:line="276" w:lineRule="auto"/>
-              <w:jc w:val="left"/>
-            </w:pPr>
-            <w:r>
-              <w:t>01</w:t>
-            </w:r>
-          </w:p>
-        </w:tc>
-        <w:tc>
-          <w:tcPr>
-            <w:tcW w:type="dxa" w:w="1601"/>
-            <w:vAlign w:val="center"/>
-            <w:tcMar>
-              <w:top w:w="120" w:type="dxa"/>
-              <w:bottom w:w="120" w:type="dxa"/>
-              <w:left w:w="160" w:type="dxa"/>
-              <w:right w:w="160" w:type="dxa"/>
-            </w:tcMar>
-            <w:shd w:fill="F8FAFC"/>
-          </w:tcPr>
-          <w:p>
-            <w:r/>
-          </w:p>
-          <w:p>
-            <w:pPr>
-              <w:spacing w:before="0" w:after="40" w:line="276" w:lineRule="auto"/>
-              <w:jc w:val="left"/>
-            </w:pPr>
-            <w:r>
-              <w:t>[DON_GIA_QA]</w:t>
-            </w:r>
-          </w:p>
-        </w:tc>
-        <w:tc>
-          <w:tcPr>
-            <w:tcW w:type="dxa" w:w="1601"/>
-            <w:vAlign w:val="center"/>
-            <w:tcMar>
-              <w:top w:w="120" w:type="dxa"/>
-              <w:bottom w:w="120" w:type="dxa"/>
-              <w:left w:w="160" w:type="dxa"/>
-              <w:right w:w="160" w:type="dxa"/>
-            </w:tcMar>
-            <w:shd w:fill="F8FAFC"/>
-          </w:tcPr>
-          <w:p>
-            <w:r/>
-          </w:p>
-          <w:p>
-            <w:pPr>
-              <w:spacing w:before="0" w:after="40" w:line="276" w:lineRule="auto"/>
-              <w:jc w:val="left"/>
-            </w:pPr>
-            <w:r>
-              <w:t>[TIEN_QA]</w:t>
+              <w:t>[TIỀN_QA]</w:t>
             </w:r>
           </w:p>
         </w:tc>
       </w:tr>
       <w:tr>
+        <w:trPr>
+          <w:cantSplit/>
+        </w:trPr>
         <w:tc>
           <w:tcPr>
-            <w:tcW w:type="dxa" w:w="1601"/>
+            <w:tcW w:type="dxa" w:w="936"/>
             <w:vAlign w:val="center"/>
+            <w:tcW w:w="936" w:type="dxa"/>
             <w:tcMar>
-              <w:top w:w="120" w:type="dxa"/>
-              <w:bottom w:w="120" w:type="dxa"/>
-              <w:left w:w="160" w:type="dxa"/>
-              <w:right w:w="160" w:type="dxa"/>
+              <w:top w:w="80" w:type="dxa"/>
+              <w:bottom w:w="80" w:type="dxa"/>
+              <w:left w:w="100" w:type="dxa"/>
+              <w:right w:w="100" w:type="dxa"/>
             </w:tcMar>
-            <w:shd w:fill="FFFFFF"/>
+            <w:shd w:fill="FAFAFA"/>
+          </w:tcPr>
+          <w:p>
+            <w:r/>
+          </w:p>
+        </w:tc>
+        <w:tc>
+          <w:tcPr>
+            <w:tcW w:type="dxa" w:w="2088"/>
+            <w:vAlign w:val="center"/>
+            <w:tcW w:w="2088" w:type="dxa"/>
+            <w:tcMar>
+              <w:top w:w="80" w:type="dxa"/>
+              <w:bottom w:w="80" w:type="dxa"/>
+              <w:left w:w="100" w:type="dxa"/>
+              <w:right w:w="100" w:type="dxa"/>
+            </w:tcMar>
+            <w:shd w:fill="FAFAFA"/>
           </w:tcPr>
           <w:p>
             <w:r/>
@@ -1097,15 +1175,50 @@
         </w:tc>
         <w:tc>
           <w:tcPr>
-            <w:tcW w:type="dxa" w:w="1601"/>
+            <w:tcW w:type="dxa" w:w="3989"/>
             <w:vAlign w:val="center"/>
+            <w:tcW w:w="3988" w:type="dxa"/>
             <w:tcMar>
-              <w:top w:w="120" w:type="dxa"/>
-              <w:bottom w:w="120" w:type="dxa"/>
-              <w:left w:w="160" w:type="dxa"/>
-              <w:right w:w="160" w:type="dxa"/>
+              <w:top w:w="80" w:type="dxa"/>
+              <w:bottom w:w="80" w:type="dxa"/>
+              <w:left w:w="100" w:type="dxa"/>
+              <w:right w:w="100" w:type="dxa"/>
             </w:tcMar>
-            <w:shd w:fill="FFFFFF"/>
+            <w:shd w:fill="FAFAFA"/>
+          </w:tcPr>
+          <w:p>
+            <w:r/>
+          </w:p>
+        </w:tc>
+        <w:tc>
+          <w:tcPr>
+            <w:tcW w:type="dxa" w:w="1656"/>
+            <w:vAlign w:val="center"/>
+            <w:tcW w:w="1655" w:type="dxa"/>
+            <w:tcMar>
+              <w:top w:w="80" w:type="dxa"/>
+              <w:bottom w:w="80" w:type="dxa"/>
+              <w:left w:w="100" w:type="dxa"/>
+              <w:right w:w="100" w:type="dxa"/>
+            </w:tcMar>
+            <w:shd w:fill="FAFAFA"/>
+          </w:tcPr>
+          <w:p>
+            <w:r/>
+          </w:p>
+        </w:tc>
+        <w:tc>
+          <w:tcPr>
+            <w:tcW w:type="dxa" w:w="1080"/>
+            <w:vAlign w:val="center"/>
+            <w:tcW w:w="1080" w:type="dxa"/>
+            <w:tcMar>
+              <w:top w:w="80" w:type="dxa"/>
+              <w:bottom w:w="80" w:type="dxa"/>
+              <w:left w:w="100" w:type="dxa"/>
+              <w:right w:w="100" w:type="dxa"/>
+            </w:tcMar>
+            <w:shd w:fill="FAFAFA"/>
           </w:tcPr>
           <w:p>
             <w:r/>
@@ -1113,117 +1226,50 @@
           <w:p>
             <w:pPr>
               <w:spacing w:before="0" w:after="40" w:line="276" w:lineRule="auto"/>
-              <w:jc w:val="left"/>
+              <w:jc w:val="center"/>
             </w:pPr>
+            <w:r>
+              <w:rPr>
+                <w:b/>
+              </w:rPr>
+              <w:t>[TỔNG_CHƯA_VAT]</w:t>
+            </w:r>
           </w:p>
         </w:tc>
+      </w:tr>
+      <w:tr>
+        <w:trPr>
+          <w:cantSplit/>
+        </w:trPr>
         <w:tc>
           <w:tcPr>
-            <w:tcW w:type="dxa" w:w="1601"/>
+            <w:tcW w:type="dxa" w:w="936"/>
             <w:vAlign w:val="center"/>
+            <w:tcW w:w="936" w:type="dxa"/>
             <w:tcMar>
-              <w:top w:w="120" w:type="dxa"/>
-              <w:bottom w:w="120" w:type="dxa"/>
-              <w:left w:w="160" w:type="dxa"/>
-              <w:right w:w="160" w:type="dxa"/>
+              <w:top w:w="80" w:type="dxa"/>
+              <w:bottom w:w="80" w:type="dxa"/>
+              <w:left w:w="100" w:type="dxa"/>
+              <w:right w:w="100" w:type="dxa"/>
             </w:tcMar>
             <w:shd w:fill="FFFFFF"/>
           </w:tcPr>
           <w:p>
             <w:r/>
           </w:p>
-          <w:p>
-            <w:pPr>
-              <w:spacing w:before="0" w:after="40" w:line="276" w:lineRule="auto"/>
-              <w:jc w:val="left"/>
-            </w:pPr>
-          </w:p>
         </w:tc>
         <w:tc>
           <w:tcPr>
-            <w:tcW w:type="dxa" w:w="1601"/>
+            <w:tcW w:type="dxa" w:w="2088"/>
             <w:vAlign w:val="center"/>
+            <w:tcW w:w="2088" w:type="dxa"/>
             <w:tcMar>
-              <w:top w:w="120" w:type="dxa"/>
-              <w:bottom w:w="120" w:type="dxa"/>
-              <w:left w:w="160" w:type="dxa"/>
-              <w:right w:w="160" w:type="dxa"/>
+              <w:top w:w="80" w:type="dxa"/>
+              <w:bottom w:w="80" w:type="dxa"/>
+              <w:left w:w="100" w:type="dxa"/>
+              <w:right w:w="100" w:type="dxa"/>
             </w:tcMar>
             <w:shd w:fill="FFFFFF"/>
-          </w:tcPr>
-          <w:p>
-            <w:r/>
-          </w:p>
-          <w:p>
-            <w:pPr>
-              <w:spacing w:before="0" w:after="40" w:line="276" w:lineRule="auto"/>
-              <w:jc w:val="left"/>
-            </w:pPr>
-          </w:p>
-        </w:tc>
-        <w:tc>
-          <w:tcPr>
-            <w:tcW w:type="dxa" w:w="1601"/>
-            <w:vAlign w:val="center"/>
-            <w:tcMar>
-              <w:top w:w="120" w:type="dxa"/>
-              <w:bottom w:w="120" w:type="dxa"/>
-              <w:left w:w="160" w:type="dxa"/>
-              <w:right w:w="160" w:type="dxa"/>
-            </w:tcMar>
-            <w:shd w:fill="FFFFFF"/>
-          </w:tcPr>
-          <w:p>
-            <w:r/>
-          </w:p>
-          <w:p>
-            <w:pPr>
-              <w:spacing w:before="0" w:after="40" w:line="276" w:lineRule="auto"/>
-              <w:jc w:val="left"/>
-            </w:pPr>
-          </w:p>
-        </w:tc>
-        <w:tc>
-          <w:tcPr>
-            <w:tcW w:type="dxa" w:w="1601"/>
-            <w:vAlign w:val="center"/>
-            <w:tcMar>
-              <w:top w:w="120" w:type="dxa"/>
-              <w:bottom w:w="120" w:type="dxa"/>
-              <w:left w:w="160" w:type="dxa"/>
-              <w:right w:w="160" w:type="dxa"/>
-            </w:tcMar>
-            <w:shd w:fill="FFFFFF"/>
-          </w:tcPr>
-          <w:p>
-            <w:r/>
-          </w:p>
-          <w:p>
-            <w:pPr>
-              <w:spacing w:before="0" w:after="40" w:line="276" w:lineRule="auto"/>
-              <w:jc w:val="left"/>
-            </w:pPr>
-            <w:r>
-              <w:rPr>
-                <w:b/>
-              </w:rPr>
-              <w:t>[TONG_PHAT_SINH_CHUA_VAT]</w:t>
-            </w:r>
-          </w:p>
-        </w:tc>
-      </w:tr>
-      <w:tr>
-        <w:tc>
-          <w:tcPr>
-            <w:tcW w:type="dxa" w:w="1601"/>
-            <w:vAlign w:val="center"/>
-            <w:tcMar>
-              <w:top w:w="120" w:type="dxa"/>
-              <w:bottom w:w="120" w:type="dxa"/>
-              <w:left w:w="160" w:type="dxa"/>
-              <w:right w:w="160" w:type="dxa"/>
-            </w:tcMar>
-            <w:shd w:fill="F8FAFC"/>
           </w:tcPr>
           <w:p>
             <w:r/>
@@ -1243,15 +1289,50 @@
         </w:tc>
         <w:tc>
           <w:tcPr>
-            <w:tcW w:type="dxa" w:w="1601"/>
+            <w:tcW w:type="dxa" w:w="3989"/>
             <w:vAlign w:val="center"/>
+            <w:tcW w:w="3988" w:type="dxa"/>
             <w:tcMar>
-              <w:top w:w="120" w:type="dxa"/>
-              <w:bottom w:w="120" w:type="dxa"/>
-              <w:left w:w="160" w:type="dxa"/>
-              <w:right w:w="160" w:type="dxa"/>
+              <w:top w:w="80" w:type="dxa"/>
+              <w:bottom w:w="80" w:type="dxa"/>
+              <w:left w:w="100" w:type="dxa"/>
+              <w:right w:w="100" w:type="dxa"/>
             </w:tcMar>
-            <w:shd w:fill="F8FAFC"/>
+            <w:shd w:fill="FFFFFF"/>
+          </w:tcPr>
+          <w:p>
+            <w:r/>
+          </w:p>
+        </w:tc>
+        <w:tc>
+          <w:tcPr>
+            <w:tcW w:type="dxa" w:w="1656"/>
+            <w:vAlign w:val="center"/>
+            <w:tcW w:w="1655" w:type="dxa"/>
+            <w:tcMar>
+              <w:top w:w="80" w:type="dxa"/>
+              <w:bottom w:w="80" w:type="dxa"/>
+              <w:left w:w="100" w:type="dxa"/>
+              <w:right w:w="100" w:type="dxa"/>
+            </w:tcMar>
+            <w:shd w:fill="FFFFFF"/>
+          </w:tcPr>
+          <w:p>
+            <w:r/>
+          </w:p>
+        </w:tc>
+        <w:tc>
+          <w:tcPr>
+            <w:tcW w:type="dxa" w:w="1080"/>
+            <w:vAlign w:val="center"/>
+            <w:tcW w:w="1080" w:type="dxa"/>
+            <w:tcMar>
+              <w:top w:w="80" w:type="dxa"/>
+              <w:bottom w:w="80" w:type="dxa"/>
+              <w:left w:w="100" w:type="dxa"/>
+              <w:right w:w="100" w:type="dxa"/>
+            </w:tcMar>
+            <w:shd w:fill="FFFFFF"/>
           </w:tcPr>
           <w:p>
             <w:r/>
@@ -1259,117 +1340,50 @@
           <w:p>
             <w:pPr>
               <w:spacing w:before="0" w:after="40" w:line="276" w:lineRule="auto"/>
-              <w:jc w:val="left"/>
-            </w:pPr>
-          </w:p>
-        </w:tc>
-        <w:tc>
-          <w:tcPr>
-            <w:tcW w:type="dxa" w:w="1601"/>
-            <w:vAlign w:val="center"/>
-            <w:tcMar>
-              <w:top w:w="120" w:type="dxa"/>
-              <w:bottom w:w="120" w:type="dxa"/>
-              <w:left w:w="160" w:type="dxa"/>
-              <w:right w:w="160" w:type="dxa"/>
-            </w:tcMar>
-            <w:shd w:fill="F8FAFC"/>
-          </w:tcPr>
-          <w:p>
-            <w:r/>
-          </w:p>
-          <w:p>
-            <w:pPr>
-              <w:spacing w:before="0" w:after="40" w:line="276" w:lineRule="auto"/>
-              <w:jc w:val="left"/>
-            </w:pPr>
-          </w:p>
-        </w:tc>
-        <w:tc>
-          <w:tcPr>
-            <w:tcW w:type="dxa" w:w="1601"/>
-            <w:vAlign w:val="center"/>
-            <w:tcMar>
-              <w:top w:w="120" w:type="dxa"/>
-              <w:bottom w:w="120" w:type="dxa"/>
-              <w:left w:w="160" w:type="dxa"/>
-              <w:right w:w="160" w:type="dxa"/>
-            </w:tcMar>
-            <w:shd w:fill="F8FAFC"/>
-          </w:tcPr>
-          <w:p>
-            <w:r/>
-          </w:p>
-          <w:p>
-            <w:pPr>
-              <w:spacing w:before="0" w:after="40" w:line="276" w:lineRule="auto"/>
-              <w:jc w:val="left"/>
-            </w:pPr>
-          </w:p>
-        </w:tc>
-        <w:tc>
-          <w:tcPr>
-            <w:tcW w:type="dxa" w:w="1601"/>
-            <w:vAlign w:val="center"/>
-            <w:tcMar>
-              <w:top w:w="120" w:type="dxa"/>
-              <w:bottom w:w="120" w:type="dxa"/>
-              <w:left w:w="160" w:type="dxa"/>
-              <w:right w:w="160" w:type="dxa"/>
-            </w:tcMar>
-            <w:shd w:fill="F8FAFC"/>
-          </w:tcPr>
-          <w:p>
-            <w:r/>
-          </w:p>
-          <w:p>
-            <w:pPr>
-              <w:spacing w:before="0" w:after="40" w:line="276" w:lineRule="auto"/>
-              <w:jc w:val="left"/>
-            </w:pPr>
-          </w:p>
-        </w:tc>
-        <w:tc>
-          <w:tcPr>
-            <w:tcW w:type="dxa" w:w="1601"/>
-            <w:vAlign w:val="center"/>
-            <w:tcMar>
-              <w:top w:w="120" w:type="dxa"/>
-              <w:bottom w:w="120" w:type="dxa"/>
-              <w:left w:w="160" w:type="dxa"/>
-              <w:right w:w="160" w:type="dxa"/>
-            </w:tcMar>
-            <w:shd w:fill="F8FAFC"/>
-          </w:tcPr>
-          <w:p>
-            <w:r/>
-          </w:p>
-          <w:p>
-            <w:pPr>
-              <w:spacing w:before="0" w:after="40" w:line="276" w:lineRule="auto"/>
-              <w:jc w:val="left"/>
+              <w:jc w:val="center"/>
             </w:pPr>
             <w:r>
               <w:rPr>
                 <w:b/>
               </w:rPr>
-              <w:t>[VAT_PHAT_SINH]</w:t>
+              <w:t>[TIỀN_VAT]</w:t>
             </w:r>
           </w:p>
         </w:tc>
       </w:tr>
       <w:tr>
+        <w:trPr>
+          <w:cantSplit/>
+        </w:trPr>
         <w:tc>
           <w:tcPr>
-            <w:tcW w:type="dxa" w:w="1601"/>
+            <w:tcW w:type="dxa" w:w="936"/>
             <w:vAlign w:val="center"/>
+            <w:tcW w:w="936" w:type="dxa"/>
             <w:tcMar>
-              <w:top w:w="120" w:type="dxa"/>
-              <w:bottom w:w="120" w:type="dxa"/>
-              <w:left w:w="160" w:type="dxa"/>
-              <w:right w:w="160" w:type="dxa"/>
+              <w:top w:w="80" w:type="dxa"/>
+              <w:bottom w:w="80" w:type="dxa"/>
+              <w:left w:w="100" w:type="dxa"/>
+              <w:right w:w="100" w:type="dxa"/>
             </w:tcMar>
-            <w:shd w:fill="FFFFFF"/>
+            <w:shd w:fill="FAFAFA"/>
+          </w:tcPr>
+          <w:p>
+            <w:r/>
+          </w:p>
+        </w:tc>
+        <w:tc>
+          <w:tcPr>
+            <w:tcW w:type="dxa" w:w="2088"/>
+            <w:vAlign w:val="center"/>
+            <w:tcW w:w="2088" w:type="dxa"/>
+            <w:tcMar>
+              <w:top w:w="80" w:type="dxa"/>
+              <w:bottom w:w="80" w:type="dxa"/>
+              <w:left w:w="100" w:type="dxa"/>
+              <w:right w:w="100" w:type="dxa"/>
+            </w:tcMar>
+            <w:shd w:fill="FAFAFA"/>
           </w:tcPr>
           <w:p>
             <w:r/>
@@ -1389,15 +1403,50 @@
         </w:tc>
         <w:tc>
           <w:tcPr>
-            <w:tcW w:type="dxa" w:w="1601"/>
+            <w:tcW w:type="dxa" w:w="3989"/>
             <w:vAlign w:val="center"/>
+            <w:tcW w:w="3988" w:type="dxa"/>
             <w:tcMar>
-              <w:top w:w="120" w:type="dxa"/>
-              <w:bottom w:w="120" w:type="dxa"/>
-              <w:left w:w="160" w:type="dxa"/>
-              <w:right w:w="160" w:type="dxa"/>
+              <w:top w:w="80" w:type="dxa"/>
+              <w:bottom w:w="80" w:type="dxa"/>
+              <w:left w:w="100" w:type="dxa"/>
+              <w:right w:w="100" w:type="dxa"/>
             </w:tcMar>
-            <w:shd w:fill="FFFFFF"/>
+            <w:shd w:fill="FAFAFA"/>
+          </w:tcPr>
+          <w:p>
+            <w:r/>
+          </w:p>
+        </w:tc>
+        <w:tc>
+          <w:tcPr>
+            <w:tcW w:type="dxa" w:w="1656"/>
+            <w:vAlign w:val="center"/>
+            <w:tcW w:w="1655" w:type="dxa"/>
+            <w:tcMar>
+              <w:top w:w="80" w:type="dxa"/>
+              <w:bottom w:w="80" w:type="dxa"/>
+              <w:left w:w="100" w:type="dxa"/>
+              <w:right w:w="100" w:type="dxa"/>
+            </w:tcMar>
+            <w:shd w:fill="FAFAFA"/>
+          </w:tcPr>
+          <w:p>
+            <w:r/>
+          </w:p>
+        </w:tc>
+        <w:tc>
+          <w:tcPr>
+            <w:tcW w:type="dxa" w:w="1080"/>
+            <w:vAlign w:val="center"/>
+            <w:tcW w:w="1080" w:type="dxa"/>
+            <w:tcMar>
+              <w:top w:w="80" w:type="dxa"/>
+              <w:bottom w:w="80" w:type="dxa"/>
+              <w:left w:w="100" w:type="dxa"/>
+              <w:right w:w="100" w:type="dxa"/>
+            </w:tcMar>
+            <w:shd w:fill="FAFAFA"/>
           </w:tcPr>
           <w:p>
             <w:r/>
@@ -1405,101 +1454,13 @@
           <w:p>
             <w:pPr>
               <w:spacing w:before="0" w:after="40" w:line="276" w:lineRule="auto"/>
-              <w:jc w:val="left"/>
-            </w:pPr>
-          </w:p>
-        </w:tc>
-        <w:tc>
-          <w:tcPr>
-            <w:tcW w:type="dxa" w:w="1601"/>
-            <w:vAlign w:val="center"/>
-            <w:tcMar>
-              <w:top w:w="120" w:type="dxa"/>
-              <w:bottom w:w="120" w:type="dxa"/>
-              <w:left w:w="160" w:type="dxa"/>
-              <w:right w:w="160" w:type="dxa"/>
-            </w:tcMar>
-            <w:shd w:fill="FFFFFF"/>
-          </w:tcPr>
-          <w:p>
-            <w:r/>
-          </w:p>
-          <w:p>
-            <w:pPr>
-              <w:spacing w:before="0" w:after="40" w:line="276" w:lineRule="auto"/>
-              <w:jc w:val="left"/>
-            </w:pPr>
-          </w:p>
-        </w:tc>
-        <w:tc>
-          <w:tcPr>
-            <w:tcW w:type="dxa" w:w="1601"/>
-            <w:vAlign w:val="center"/>
-            <w:tcMar>
-              <w:top w:w="120" w:type="dxa"/>
-              <w:bottom w:w="120" w:type="dxa"/>
-              <w:left w:w="160" w:type="dxa"/>
-              <w:right w:w="160" w:type="dxa"/>
-            </w:tcMar>
-            <w:shd w:fill="FFFFFF"/>
-          </w:tcPr>
-          <w:p>
-            <w:r/>
-          </w:p>
-          <w:p>
-            <w:pPr>
-              <w:spacing w:before="0" w:after="40" w:line="276" w:lineRule="auto"/>
-              <w:jc w:val="left"/>
-            </w:pPr>
-          </w:p>
-        </w:tc>
-        <w:tc>
-          <w:tcPr>
-            <w:tcW w:type="dxa" w:w="1601"/>
-            <w:vAlign w:val="center"/>
-            <w:tcMar>
-              <w:top w:w="120" w:type="dxa"/>
-              <w:bottom w:w="120" w:type="dxa"/>
-              <w:left w:w="160" w:type="dxa"/>
-              <w:right w:w="160" w:type="dxa"/>
-            </w:tcMar>
-            <w:shd w:fill="FFFFFF"/>
-          </w:tcPr>
-          <w:p>
-            <w:r/>
-          </w:p>
-          <w:p>
-            <w:pPr>
-              <w:spacing w:before="0" w:after="40" w:line="276" w:lineRule="auto"/>
-              <w:jc w:val="left"/>
-            </w:pPr>
-          </w:p>
-        </w:tc>
-        <w:tc>
-          <w:tcPr>
-            <w:tcW w:type="dxa" w:w="1601"/>
-            <w:vAlign w:val="center"/>
-            <w:tcMar>
-              <w:top w:w="120" w:type="dxa"/>
-              <w:bottom w:w="120" w:type="dxa"/>
-              <w:left w:w="160" w:type="dxa"/>
-              <w:right w:w="160" w:type="dxa"/>
-            </w:tcMar>
-            <w:shd w:fill="FFFFFF"/>
-          </w:tcPr>
-          <w:p>
-            <w:r/>
-          </w:p>
-          <w:p>
-            <w:pPr>
-              <w:spacing w:before="0" w:after="40" w:line="276" w:lineRule="auto"/>
-              <w:jc w:val="left"/>
+              <w:jc w:val="center"/>
             </w:pPr>
             <w:r>
               <w:rPr>
                 <w:b/>
               </w:rPr>
-              <w:t>[TONG_PHAT_SINH]</w:t>
+              <w:t>[TỔNG_THANH_TOÁN]</w:t>
             </w:r>
           </w:p>
         </w:tc>
@@ -1512,44 +1473,34 @@
     </w:p>
     <w:p>
       <w:pPr>
-        <w:spacing w:after="80" w:before="0" w:line="276" w:lineRule="auto"/>
-        <w:jc w:val="left"/>
+        <w:spacing w:before="20" w:after="60" w:line="276" w:lineRule="auto"/>
+        <w:jc w:val="both"/>
       </w:pPr>
       <w:r>
         <w:rPr>
           <w:i/>
         </w:rPr>
-        <w:t>(Số tiền bằng chữ: [SO_TIEN_BANG_CHU] đồng).</w:t>
+        <w:t>(Số tiền bằng chữ: [SỐ_TIỀN_BẰNG_CHỮ] đồng).</w:t>
       </w:r>
     </w:p>
     <w:p>
       <w:pPr>
-        <w:spacing w:after="120" w:before="80"/>
-      </w:pPr>
-      <w:r>
-        <w:rPr>
-          <w:color w:val="CBD5E1"/>
-        </w:rPr>
-        <w:t>―――――――――――――――――――――――――――――――――――――――――――――――――――――――</w:t>
-      </w:r>
-    </w:p>
-    <w:p>
-      <w:pPr>
-        <w:spacing w:before="160" w:after="60"/>
+        <w:spacing w:before="180" w:after="60" w:line="276" w:lineRule="auto"/>
+        <w:jc w:val="left"/>
       </w:pPr>
       <w:r>
         <w:rPr>
           <w:b/>
-          <w:color w:val="0D7647"/>
-          <w:sz w:val="23"/>
+          <w:color w:val="0F172A"/>
+          <w:sz w:val="22"/>
         </w:rPr>
         <w:t>PHẦN III: TIẾN ĐỘ THANH TOÁN CHI PHÍ PHÁT SINH</w:t>
       </w:r>
     </w:p>
     <w:p>
       <w:pPr>
-        <w:spacing w:after="80" w:before="0" w:line="276" w:lineRule="auto"/>
-        <w:jc w:val="left"/>
+        <w:spacing w:before="20" w:after="60" w:line="276" w:lineRule="auto"/>
+        <w:jc w:val="both"/>
       </w:pPr>
       <w:r>
         <w:t>Hai Bên thống nhất phương thức thanh toán khoản chi phí phát sinh tại Phiếu CR này như sau:</w:t>
@@ -1557,15 +1508,15 @@
     </w:p>
     <w:p>
       <w:pPr>
-        <w:spacing w:after="60" w:before="20" w:line="276" w:lineRule="auto"/>
+        <w:spacing w:before="20" w:after="40" w:line="276" w:lineRule="auto"/>
         <w:ind w:left="360"/>
-        <w:jc w:val="left"/>
+        <w:jc w:val="both"/>
       </w:pPr>
       <w:r>
         <w:rPr>
           <w:b/>
         </w:rPr>
-        <w:t>•  Thanh toán trước 100%:</w:t>
+        <w:t>Thanh toán trước 100%:</w:t>
       </w:r>
       <w:r>
         <w:t xml:space="preserve"> Khách hàng thanh toán ngay 100% chi phí phát sinh để LocalMate bắt đầu triển khai; HOẶC</w:t>
@@ -1573,15 +1524,15 @@
     </w:p>
     <w:p>
       <w:pPr>
-        <w:spacing w:after="60" w:before="20" w:line="276" w:lineRule="auto"/>
+        <w:spacing w:before="20" w:after="40" w:line="276" w:lineRule="auto"/>
         <w:ind w:left="360"/>
-        <w:jc w:val="left"/>
+        <w:jc w:val="both"/>
       </w:pPr>
       <w:r>
         <w:rPr>
           <w:b/>
         </w:rPr>
-        <w:t>•  Cộng gộp vào đợt nghiệm thu cuối:</w:t>
+        <w:t>Cộng gộp vào đợt nghiệm thu cuối:</w:t>
       </w:r>
       <w:r>
         <w:t xml:space="preserve"> Khoản chi phí phát sinh này sẽ được cộng gộp vào Đợt thanh toán cuối cùng (Mốc nghiệm thu bàn giao) tại Biên bản quyết toán hợp đồng.</w:t>
@@ -1589,33 +1540,22 @@
     </w:p>
     <w:p>
       <w:pPr>
-        <w:spacing w:after="120" w:before="80"/>
-      </w:pPr>
-      <w:r>
-        <w:rPr>
-          <w:color w:val="CBD5E1"/>
-        </w:rPr>
-        <w:t>―――――――――――――――――――――――――――――――――――――――――――――――――――――――</w:t>
-      </w:r>
-    </w:p>
-    <w:p>
-      <w:pPr>
-        <w:spacing w:before="160" w:after="60"/>
+        <w:spacing w:before="180" w:after="60" w:line="276" w:lineRule="auto"/>
+        <w:jc w:val="left"/>
       </w:pPr>
       <w:r>
         <w:rPr>
           <w:b/>
-          <w:color w:val="0D7647"/>
-          <w:sz w:val="23"/>
+          <w:color w:val="0F172A"/>
+          <w:sz w:val="22"/>
         </w:rPr>
         <w:t>PHẦN IV: NGUYÊN TẮC THI HÀNH VÀ CAM KẾT CỦA HAI BÊN</w:t>
       </w:r>
     </w:p>
     <w:p>
       <w:pPr>
-        <w:spacing w:after="60" w:before="20" w:line="276" w:lineRule="auto"/>
-        <w:ind w:left="288"/>
-        <w:jc w:val="left"/>
+        <w:spacing w:before="20" w:after="60" w:line="276" w:lineRule="auto"/>
+        <w:jc w:val="both"/>
       </w:pPr>
       <w:r>
         <w:t xml:space="preserve">1. </w:t>
@@ -1641,8 +1581,7 @@
       <w:r>
         <w:rPr>
           <w:rFonts w:ascii="Consolas" w:hAnsi="Consolas"/>
-          <w:color w:val="B42828"/>
-          <w:sz w:val="20"/>
+          <w:sz w:val="19"/>
         </w:rPr>
         <w:t>[EMAIL_A]</w:t>
       </w:r>
@@ -1652,9 +1591,8 @@
     </w:p>
     <w:p>
       <w:pPr>
-        <w:spacing w:after="60" w:before="20" w:line="276" w:lineRule="auto"/>
-        <w:ind w:left="288"/>
-        <w:jc w:val="left"/>
+        <w:spacing w:before="20" w:after="60" w:line="276" w:lineRule="auto"/>
+        <w:jc w:val="both"/>
       </w:pPr>
       <w:r>
         <w:t>2. Toàn bộ các điều khoản chung về Sở hữu trí tuệ, Bảo mật thông tin và Giới hạn trách nhiệm tại Hợp đồng Khung (MSA) tiếp tục được áp dụng đối với các hạng mục công việc phát sinh tại Phiếu này.</w:t>
@@ -1662,9 +1600,8 @@
     </w:p>
     <w:p>
       <w:pPr>
-        <w:spacing w:after="60" w:before="20" w:line="276" w:lineRule="auto"/>
-        <w:ind w:left="288"/>
-        <w:jc w:val="left"/>
+        <w:spacing w:before="20" w:after="60" w:line="276" w:lineRule="auto"/>
+        <w:jc w:val="both"/>
       </w:pPr>
       <w:r>
         <w:t>3. Khi Phiếu CR này được ký, các mốc thời gian bàn giao trong SOW ban đầu sẽ tự động được điều chỉnh tương ứng theo Khoản 2 Phần II nêu trên mà không bị coi là LocalMate vi phạm tiến độ.</w:t>
@@ -1672,8 +1609,8 @@
     </w:p>
     <w:p>
       <w:pPr>
-        <w:spacing w:after="80" w:before="0" w:line="276" w:lineRule="auto"/>
-        <w:jc w:val="left"/>
+        <w:spacing w:before="20" w:after="60" w:line="276" w:lineRule="auto"/>
+        <w:jc w:val="both"/>
       </w:pPr>
       <w:r>
         <w:t>Phiếu này được lập thành 02 (hai) bản gốc có giá trị pháp lý ngang nhau, mỗi Bên giữ 01 (một) bản làm căn cứ thực hiện và quyết toán dự án.</w:t>
@@ -1681,24 +1618,14 @@
     </w:p>
     <w:p>
       <w:pPr>
-        <w:spacing w:after="120" w:before="80"/>
-      </w:pPr>
-      <w:r>
-        <w:rPr>
-          <w:color w:val="CBD5E1"/>
-        </w:rPr>
-        <w:t>―――――――――――――――――――――――――――――――――――――――――――――――――――――――</w:t>
-      </w:r>
-    </w:p>
-    <w:p>
-      <w:pPr>
-        <w:spacing w:before="160" w:after="60"/>
+        <w:spacing w:before="180" w:after="60" w:line="276" w:lineRule="auto"/>
+        <w:jc w:val="left"/>
       </w:pPr>
       <w:r>
         <w:rPr>
           <w:b/>
-          <w:color w:val="0D7647"/>
-          <w:sz w:val="23"/>
+          <w:color w:val="0F172A"/>
+          <w:sz w:val="22"/>
         </w:rPr>
         <w:t>KÝ XÁC NHẬN CỦA ĐẠI DIỆN HAI BÊN:</w:t>
       </w:r>
@@ -1718,21 +1645,25 @@
         </w:tblBorders>
       </w:tblPr>
       <w:tblGrid>
-        <w:gridCol w:w="4802"/>
-        <w:gridCol w:w="4802"/>
+        <w:gridCol w:w="4874"/>
+        <w:gridCol w:w="4874"/>
       </w:tblGrid>
       <w:tr>
+        <w:trPr>
+          <w:cantSplit/>
+        </w:trPr>
         <w:tc>
           <w:tcPr>
-            <w:tcW w:type="dxa" w:w="4802"/>
+            <w:tcW w:type="dxa" w:w="4867"/>
             <w:vAlign w:val="center"/>
+            <w:tcW w:w="4867" w:type="dxa"/>
             <w:tcMar>
-              <w:top w:w="120" w:type="dxa"/>
-              <w:bottom w:w="120" w:type="dxa"/>
-              <w:left w:w="160" w:type="dxa"/>
-              <w:right w:w="160" w:type="dxa"/>
+              <w:top w:w="90" w:type="dxa"/>
+              <w:bottom w:w="90" w:type="dxa"/>
+              <w:left w:w="100" w:type="dxa"/>
+              <w:right w:w="100" w:type="dxa"/>
             </w:tcMar>
-            <w:shd w:fill="EDF7F1"/>
+            <w:shd w:fill="F8FAFC"/>
           </w:tcPr>
           <w:p>
             <w:r/>
@@ -1745,7 +1676,7 @@
             <w:r>
               <w:rPr>
                 <w:b/>
-                <w:color w:val="0D7647"/>
+                <w:sz w:val="20"/>
               </w:rPr>
               <w:t>ĐẠI DIỆN BÊN YÊU CẦU (KHÁCH HÀNG)</w:t>
             </w:r>
@@ -1753,15 +1684,16 @@
         </w:tc>
         <w:tc>
           <w:tcPr>
-            <w:tcW w:type="dxa" w:w="4802"/>
+            <w:tcW w:type="dxa" w:w="4882"/>
             <w:vAlign w:val="center"/>
+            <w:tcW w:w="4881" w:type="dxa"/>
             <w:tcMar>
-              <w:top w:w="120" w:type="dxa"/>
-              <w:bottom w:w="120" w:type="dxa"/>
-              <w:left w:w="160" w:type="dxa"/>
-              <w:right w:w="160" w:type="dxa"/>
+              <w:top w:w="90" w:type="dxa"/>
+              <w:bottom w:w="90" w:type="dxa"/>
+              <w:left w:w="100" w:type="dxa"/>
+              <w:right w:w="100" w:type="dxa"/>
             </w:tcMar>
-            <w:shd w:fill="EDF7F1"/>
+            <w:shd w:fill="F8FAFC"/>
           </w:tcPr>
           <w:p>
             <w:r/>
@@ -1774,7 +1706,7 @@
             <w:r>
               <w:rPr>
                 <w:b/>
-                <w:color w:val="0D7647"/>
+                <w:sz w:val="20"/>
               </w:rPr>
               <w:t>ĐẠI DIỆN BÊN THỰC HIỆN (LOCALMATE)</w:t>
             </w:r>
@@ -1782,17 +1714,21 @@
         </w:tc>
       </w:tr>
       <w:tr>
+        <w:trPr>
+          <w:cantSplit/>
+        </w:trPr>
         <w:tc>
           <w:tcPr>
-            <w:tcW w:type="dxa" w:w="4802"/>
+            <w:tcW w:type="dxa" w:w="4867"/>
             <w:vAlign w:val="center"/>
+            <w:tcW w:w="4867" w:type="dxa"/>
             <w:tcMar>
-              <w:top w:w="120" w:type="dxa"/>
-              <w:bottom w:w="120" w:type="dxa"/>
-              <w:left w:w="160" w:type="dxa"/>
-              <w:right w:w="160" w:type="dxa"/>
+              <w:top w:w="80" w:type="dxa"/>
+              <w:bottom w:w="80" w:type="dxa"/>
+              <w:left w:w="100" w:type="dxa"/>
+              <w:right w:w="100" w:type="dxa"/>
             </w:tcMar>
-            <w:shd w:fill="F8FAFC"/>
+            <w:shd w:fill="FFFFFF"/>
           </w:tcPr>
           <w:p>
             <w:r/>
@@ -1812,15 +1748,16 @@
         </w:tc>
         <w:tc>
           <w:tcPr>
-            <w:tcW w:type="dxa" w:w="4802"/>
+            <w:tcW w:type="dxa" w:w="4882"/>
             <w:vAlign w:val="center"/>
+            <w:tcW w:w="4881" w:type="dxa"/>
             <w:tcMar>
-              <w:top w:w="120" w:type="dxa"/>
-              <w:bottom w:w="120" w:type="dxa"/>
-              <w:left w:w="160" w:type="dxa"/>
-              <w:right w:w="160" w:type="dxa"/>
+              <w:top w:w="80" w:type="dxa"/>
+              <w:bottom w:w="80" w:type="dxa"/>
+              <w:left w:w="100" w:type="dxa"/>
+              <w:right w:w="100" w:type="dxa"/>
             </w:tcMar>
-            <w:shd w:fill="F8FAFC"/>
+            <w:shd w:fill="FFFFFF"/>
           </w:tcPr>
           <w:p>
             <w:r/>
@@ -1840,161 +1777,58 @@
         </w:tc>
       </w:tr>
       <w:tr>
+        <w:trPr>
+          <w:cantSplit/>
+        </w:trPr>
         <w:tc>
           <w:tcPr>
-            <w:tcW w:type="dxa" w:w="4802"/>
+            <w:tcW w:type="dxa" w:w="4867"/>
             <w:vAlign w:val="center"/>
+            <w:tcW w:w="4867" w:type="dxa"/>
             <w:tcMar>
-              <w:top w:w="120" w:type="dxa"/>
-              <w:bottom w:w="120" w:type="dxa"/>
-              <w:left w:w="160" w:type="dxa"/>
-              <w:right w:w="160" w:type="dxa"/>
+              <w:top w:w="80" w:type="dxa"/>
+              <w:bottom w:w="80" w:type="dxa"/>
+              <w:left w:w="100" w:type="dxa"/>
+              <w:right w:w="100" w:type="dxa"/>
             </w:tcMar>
-            <w:shd w:fill="FFFFFF"/>
+            <w:shd w:fill="FAFAFA"/>
           </w:tcPr>
           <w:p>
             <w:r/>
           </w:p>
-          <w:p>
-            <w:pPr>
-              <w:spacing w:before="0" w:after="40" w:line="276" w:lineRule="auto"/>
-              <w:jc w:val="left"/>
-            </w:pPr>
-          </w:p>
-          <w:p>
-            <w:pPr>
-              <w:spacing w:before="0" w:after="40" w:line="276" w:lineRule="auto"/>
-              <w:jc w:val="left"/>
-            </w:pPr>
-          </w:p>
-          <w:p>
-            <w:pPr>
-              <w:spacing w:before="0" w:after="40" w:line="276" w:lineRule="auto"/>
-              <w:jc w:val="left"/>
-            </w:pPr>
-          </w:p>
-          <w:p>
-            <w:pPr>
-              <w:spacing w:before="0" w:after="40" w:line="276" w:lineRule="auto"/>
-              <w:jc w:val="left"/>
-            </w:pPr>
-          </w:p>
         </w:tc>
         <w:tc>
           <w:tcPr>
-            <w:tcW w:type="dxa" w:w="4802"/>
+            <w:tcW w:type="dxa" w:w="4882"/>
             <w:vAlign w:val="center"/>
+            <w:tcW w:w="4881" w:type="dxa"/>
             <w:tcMar>
-              <w:top w:w="120" w:type="dxa"/>
-              <w:bottom w:w="120" w:type="dxa"/>
-              <w:left w:w="160" w:type="dxa"/>
-              <w:right w:w="160" w:type="dxa"/>
+              <w:top w:w="80" w:type="dxa"/>
+              <w:bottom w:w="80" w:type="dxa"/>
+              <w:left w:w="100" w:type="dxa"/>
+              <w:right w:w="100" w:type="dxa"/>
             </w:tcMar>
-            <w:shd w:fill="FFFFFF"/>
+            <w:shd w:fill="FAFAFA"/>
           </w:tcPr>
           <w:p>
             <w:r/>
           </w:p>
-          <w:p>
-            <w:pPr>
-              <w:spacing w:before="0" w:after="40" w:line="276" w:lineRule="auto"/>
-              <w:jc w:val="left"/>
-            </w:pPr>
-          </w:p>
-          <w:p>
-            <w:pPr>
-              <w:spacing w:before="0" w:after="40" w:line="276" w:lineRule="auto"/>
-              <w:jc w:val="left"/>
-            </w:pPr>
-          </w:p>
-          <w:p>
-            <w:pPr>
-              <w:spacing w:before="0" w:after="40" w:line="276" w:lineRule="auto"/>
-              <w:jc w:val="left"/>
-            </w:pPr>
-          </w:p>
-          <w:p>
-            <w:pPr>
-              <w:spacing w:before="0" w:after="40" w:line="276" w:lineRule="auto"/>
-              <w:jc w:val="left"/>
-            </w:pPr>
-          </w:p>
         </w:tc>
       </w:tr>
       <w:tr>
+        <w:trPr>
+          <w:cantSplit/>
+        </w:trPr>
         <w:tc>
           <w:tcPr>
-            <w:tcW w:type="dxa" w:w="4802"/>
+            <w:tcW w:type="dxa" w:w="4867"/>
             <w:vAlign w:val="center"/>
+            <w:tcW w:w="4867" w:type="dxa"/>
             <w:tcMar>
-              <w:top w:w="120" w:type="dxa"/>
-              <w:bottom w:w="120" w:type="dxa"/>
-              <w:left w:w="160" w:type="dxa"/>
-              <w:right w:w="160" w:type="dxa"/>
-            </w:tcMar>
-            <w:shd w:fill="F8FAFC"/>
-          </w:tcPr>
-          <w:p>
-            <w:r/>
-          </w:p>
-          <w:p>
-            <w:pPr>
-              <w:spacing w:before="0" w:after="40" w:line="276" w:lineRule="auto"/>
-              <w:jc w:val="left"/>
-            </w:pPr>
-            <w:r>
-              <w:rPr>
-                <w:b/>
-              </w:rPr>
-              <w:t>Họ và tên:</w:t>
-            </w:r>
-            <w:r>
-              <w:t xml:space="preserve"> [NGUOI_YEU_CAU_A]</w:t>
-            </w:r>
-          </w:p>
-        </w:tc>
-        <w:tc>
-          <w:tcPr>
-            <w:tcW w:type="dxa" w:w="4802"/>
-            <w:vAlign w:val="center"/>
-            <w:tcMar>
-              <w:top w:w="120" w:type="dxa"/>
-              <w:bottom w:w="120" w:type="dxa"/>
-              <w:left w:w="160" w:type="dxa"/>
-              <w:right w:w="160" w:type="dxa"/>
-            </w:tcMar>
-            <w:shd w:fill="F8FAFC"/>
-          </w:tcPr>
-          <w:p>
-            <w:r/>
-          </w:p>
-          <w:p>
-            <w:pPr>
-              <w:spacing w:before="0" w:after="40" w:line="276" w:lineRule="auto"/>
-              <w:jc w:val="left"/>
-            </w:pPr>
-            <w:r>
-              <w:rPr>
-                <w:b/>
-              </w:rPr>
-              <w:t>Họ và tên:</w:t>
-            </w:r>
-            <w:r>
-              <w:t xml:space="preserve"> [REPRESENTATIVE]</w:t>
-            </w:r>
-          </w:p>
-        </w:tc>
-      </w:tr>
-      <w:tr>
-        <w:tc>
-          <w:tcPr>
-            <w:tcW w:type="dxa" w:w="4802"/>
-            <w:vAlign w:val="center"/>
-            <w:tcMar>
-              <w:top w:w="120" w:type="dxa"/>
-              <w:bottom w:w="120" w:type="dxa"/>
-              <w:left w:w="160" w:type="dxa"/>
-              <w:right w:w="160" w:type="dxa"/>
+              <w:top w:w="80" w:type="dxa"/>
+              <w:bottom w:w="80" w:type="dxa"/>
+              <w:left w:w="100" w:type="dxa"/>
+              <w:right w:w="100" w:type="dxa"/>
             </w:tcMar>
             <w:shd w:fill="FFFFFF"/>
           </w:tcPr>
@@ -2010,22 +1844,20 @@
               <w:rPr>
                 <w:b/>
               </w:rPr>
-              <w:t>Chức vụ:</w:t>
-            </w:r>
-            <w:r>
-              <w:t xml:space="preserve"> [CHUC_VU_A]</w:t>
+              <w:t>[NGƯỜI_YÊU_CẦU_A]</w:t>
             </w:r>
           </w:p>
         </w:tc>
         <w:tc>
           <w:tcPr>
-            <w:tcW w:type="dxa" w:w="4802"/>
+            <w:tcW w:type="dxa" w:w="4882"/>
             <w:vAlign w:val="center"/>
+            <w:tcW w:w="4881" w:type="dxa"/>
             <w:tcMar>
-              <w:top w:w="120" w:type="dxa"/>
-              <w:bottom w:w="120" w:type="dxa"/>
-              <w:left w:w="160" w:type="dxa"/>
-              <w:right w:w="160" w:type="dxa"/>
+              <w:top w:w="80" w:type="dxa"/>
+              <w:bottom w:w="80" w:type="dxa"/>
+              <w:left w:w="100" w:type="dxa"/>
+              <w:right w:w="100" w:type="dxa"/>
             </w:tcMar>
             <w:shd w:fill="FFFFFF"/>
           </w:tcPr>
@@ -2041,26 +1873,27 @@
               <w:rPr>
                 <w:b/>
               </w:rPr>
-              <w:t>Chức vụ:</w:t>
-            </w:r>
-            <w:r>
-              <w:t xml:space="preserve"> [TITLE]</w:t>
+              <w:t>[REPRESENTATIVE]</w:t>
             </w:r>
           </w:p>
         </w:tc>
       </w:tr>
       <w:tr>
+        <w:trPr>
+          <w:cantSplit/>
+        </w:trPr>
         <w:tc>
           <w:tcPr>
-            <w:tcW w:type="dxa" w:w="4802"/>
+            <w:tcW w:type="dxa" w:w="4867"/>
             <w:vAlign w:val="center"/>
+            <w:tcW w:w="4867" w:type="dxa"/>
             <w:tcMar>
-              <w:top w:w="120" w:type="dxa"/>
-              <w:bottom w:w="120" w:type="dxa"/>
-              <w:left w:w="160" w:type="dxa"/>
-              <w:right w:w="160" w:type="dxa"/>
+              <w:top w:w="80" w:type="dxa"/>
+              <w:bottom w:w="80" w:type="dxa"/>
+              <w:left w:w="100" w:type="dxa"/>
+              <w:right w:w="100" w:type="dxa"/>
             </w:tcMar>
-            <w:shd w:fill="F8FAFC"/>
+            <w:shd w:fill="FAFAFA"/>
           </w:tcPr>
           <w:p>
             <w:r/>
@@ -2071,27 +1904,22 @@
               <w:jc w:val="left"/>
             </w:pPr>
             <w:r>
-              <w:rPr>
-                <w:b/>
-              </w:rPr>
-              <w:t>Thời điểm duyệt:</w:t>
-            </w:r>
-            <w:r>
-              <w:t xml:space="preserve"> ____:____ ngày ____/____/202[X]</w:t>
+              <w:t>Chức vụ: [CHỨC_VỤ_A]</w:t>
             </w:r>
           </w:p>
         </w:tc>
         <w:tc>
           <w:tcPr>
-            <w:tcW w:type="dxa" w:w="4802"/>
+            <w:tcW w:type="dxa" w:w="4882"/>
             <w:vAlign w:val="center"/>
+            <w:tcW w:w="4881" w:type="dxa"/>
             <w:tcMar>
-              <w:top w:w="120" w:type="dxa"/>
-              <w:bottom w:w="120" w:type="dxa"/>
-              <w:left w:w="160" w:type="dxa"/>
-              <w:right w:w="160" w:type="dxa"/>
+              <w:top w:w="80" w:type="dxa"/>
+              <w:bottom w:w="80" w:type="dxa"/>
+              <w:left w:w="100" w:type="dxa"/>
+              <w:right w:w="100" w:type="dxa"/>
             </w:tcMar>
-            <w:shd w:fill="F8FAFC"/>
+            <w:shd w:fill="FAFAFA"/>
           </w:tcPr>
           <w:p>
             <w:r/>
@@ -2102,13 +1930,64 @@
               <w:jc w:val="left"/>
             </w:pPr>
             <w:r>
-              <w:rPr>
-                <w:b/>
-              </w:rPr>
-              <w:t>Ngày tiếp nhận:</w:t>
+              <w:t>Chức vụ: [TITLE]</w:t>
             </w:r>
+          </w:p>
+        </w:tc>
+      </w:tr>
+      <w:tr>
+        <w:trPr>
+          <w:cantSplit/>
+        </w:trPr>
+        <w:tc>
+          <w:tcPr>
+            <w:tcW w:type="dxa" w:w="4867"/>
+            <w:vAlign w:val="center"/>
+            <w:tcW w:w="4867" w:type="dxa"/>
+            <w:tcMar>
+              <w:top w:w="80" w:type="dxa"/>
+              <w:bottom w:w="80" w:type="dxa"/>
+              <w:left w:w="100" w:type="dxa"/>
+              <w:right w:w="100" w:type="dxa"/>
+            </w:tcMar>
+            <w:shd w:fill="FFFFFF"/>
+          </w:tcPr>
+          <w:p>
+            <w:r/>
+          </w:p>
+          <w:p>
+            <w:pPr>
+              <w:spacing w:before="0" w:after="40" w:line="276" w:lineRule="auto"/>
+              <w:jc w:val="left"/>
+            </w:pPr>
             <w:r>
-              <w:t xml:space="preserve"> Ngày ____/____/202[X]</w:t>
+              <w:t>Ngày duyệt: ..... / ..... / 202[NĂM]</w:t>
+            </w:r>
+          </w:p>
+        </w:tc>
+        <w:tc>
+          <w:tcPr>
+            <w:tcW w:type="dxa" w:w="4882"/>
+            <w:vAlign w:val="center"/>
+            <w:tcW w:w="4881" w:type="dxa"/>
+            <w:tcMar>
+              <w:top w:w="80" w:type="dxa"/>
+              <w:bottom w:w="80" w:type="dxa"/>
+              <w:left w:w="100" w:type="dxa"/>
+              <w:right w:w="100" w:type="dxa"/>
+            </w:tcMar>
+            <w:shd w:fill="FFFFFF"/>
+          </w:tcPr>
+          <w:p>
+            <w:r/>
+          </w:p>
+          <w:p>
+            <w:pPr>
+              <w:spacing w:before="0" w:after="40" w:line="276" w:lineRule="auto"/>
+              <w:jc w:val="left"/>
+            </w:pPr>
+            <w:r>
+              <w:t>Ngày tiếp nhận: ..... / ..... / 202[NĂM]</w:t>
             </w:r>
           </w:p>
         </w:tc>
@@ -2121,7 +2000,7 @@
     </w:p>
     <w:sectPr>
       <w:pgSz w:w="11909" w:h="16834"/>
-      <w:pgMar w:top="1152" w:right="1152" w:bottom="1152" w:left="1152" w:header="720" w:footer="720" w:gutter="0"/>
+      <w:pgMar w:top="1138" w:right="936" w:bottom="1138" w:left="1224" w:header="720" w:footer="720" w:gutter="0"/>
       <w:cols w:space="720"/>
       <w:docGrid w:linePitch="360"/>
     </w:sectPr>
@@ -2494,7 +2373,7 @@
     <w:rsid w:val="00FC693F"/>
     <w:rPr>
       <w:rFonts w:ascii="Times New Roman" w:hAnsi="Times New Roman"/>
-      <w:color w:val="1E293B"/>
+      <w:color w:val="0F172A"/>
       <w:sz w:val="22"/>
     </w:rPr>
   </w:style>
